--- a/Yethishwar-Week-1.docx
+++ b/Yethishwar-Week-1.docx
@@ -8,7 +8,7 @@
         <w:spacing w:line="276" w:lineRule="auto"/>
         <w:jc w:val="center"/>
         <w:rPr>
-          <w:rFonts w:ascii="Arial" w:hAnsi="Arial" w:cs="Arial"/>
+          <w:rFonts w:ascii="Times New Roman" w:hAnsi="Times New Roman" w:cs="Times New Roman"/>
           <w:b/>
           <w:bCs/>
           <w:sz w:val="50"/>
@@ -17,7 +17,7 @@
       </w:pPr>
       <w:r>
         <w:rPr>
-          <w:rFonts w:ascii="Arial" w:hAnsi="Arial" w:cs="Arial"/>
+          <w:rFonts w:ascii="Times New Roman" w:hAnsi="Times New Roman" w:cs="Times New Roman"/>
           <w:b/>
           <w:bCs/>
           <w:sz w:val="50"/>
@@ -27,7 +27,7 @@
       </w:r>
       <w:r>
         <w:rPr>
-          <w:rFonts w:ascii="Arial" w:hAnsi="Arial" w:cs="Arial"/>
+          <w:rFonts w:ascii="Times New Roman" w:hAnsi="Times New Roman" w:cs="Times New Roman"/>
           <w:b/>
           <w:bCs/>
           <w:sz w:val="50"/>
@@ -37,7 +37,7 @@
       </w:r>
       <w:r>
         <w:rPr>
-          <w:rFonts w:ascii="Arial" w:hAnsi="Arial" w:cs="Arial"/>
+          <w:rFonts w:ascii="Times New Roman" w:hAnsi="Times New Roman" w:cs="Times New Roman"/>
           <w:b/>
           <w:bCs/>
           <w:sz w:val="50"/>
@@ -52,7 +52,7 @@
         <w:spacing w:line="276" w:lineRule="auto"/>
         <w:jc w:val="center"/>
         <w:rPr>
-          <w:rFonts w:ascii="Arial" w:hAnsi="Arial" w:cs="Arial"/>
+          <w:rFonts w:ascii="Times New Roman" w:hAnsi="Times New Roman" w:cs="Times New Roman"/>
           <w:b/>
           <w:bCs/>
           <w:sz w:val="36"/>
@@ -61,7 +61,7 @@
       </w:pPr>
       <w:r>
         <w:rPr>
-          <w:rFonts w:ascii="Arial" w:hAnsi="Arial" w:cs="Arial"/>
+          <w:rFonts w:ascii="Times New Roman" w:hAnsi="Times New Roman" w:cs="Times New Roman"/>
           <w:b/>
           <w:bCs/>
           <w:sz w:val="36"/>
@@ -76,48 +76,112 @@
         <w:spacing w:line="276" w:lineRule="auto"/>
         <w:jc w:val="center"/>
         <w:rPr>
-          <w:rFonts w:ascii="Arial" w:hAnsi="Arial" w:cs="Arial"/>
+          <w:rFonts w:ascii="Times New Roman" w:hAnsi="Times New Roman" w:cs="Times New Roman"/>
           <w:b/>
           <w:bCs/>
           <w:sz w:val="30"/>
           <w:szCs w:val="30"/>
         </w:rPr>
       </w:pPr>
-      <w:r>
-        <w:rPr>
-          <w:rFonts w:ascii="Arial" w:hAnsi="Arial" w:cs="Arial"/>
+      <w:proofErr w:type="gramStart"/>
+      <w:r>
+        <w:rPr>
+          <w:rFonts w:ascii="Times New Roman" w:hAnsi="Times New Roman" w:cs="Times New Roman"/>
           <w:b/>
           <w:bCs/>
           <w:sz w:val="30"/>
           <w:szCs w:val="30"/>
         </w:rPr>
-        <w:t>PreboardingTasks(Python/Git/HTML/CSS/JS/Docker/FastAPI/React/ReactRouter)</w:t>
-      </w:r>
-      <w:r>
-        <w:rPr>
-          <w:rFonts w:ascii="Arial" w:hAnsi="Arial" w:cs="Arial"/>
+        <w:t>PreboardingTasks(</w:t>
+      </w:r>
+      <w:proofErr w:type="gramEnd"/>
+      <w:r>
+        <w:rPr>
+          <w:rFonts w:ascii="Times New Roman" w:hAnsi="Times New Roman" w:cs="Times New Roman"/>
           <w:b/>
           <w:bCs/>
           <w:sz w:val="30"/>
           <w:szCs w:val="30"/>
         </w:rPr>
+        <w:t>Python/Git/HTML/CSS/JS/Docker/FastAPI/React/ReactRouter)</w:t>
+      </w:r>
+      <w:r>
+        <w:rPr>
+          <w:rFonts w:ascii="Times New Roman" w:hAnsi="Times New Roman" w:cs="Times New Roman"/>
+          <w:b/>
+          <w:bCs/>
+          <w:sz w:val="30"/>
+          <w:szCs w:val="30"/>
+        </w:rPr>
         <w:t xml:space="preserve"> + Travel Journal</w:t>
       </w:r>
+      <w:r>
+        <w:rPr>
+          <w:rFonts w:ascii="Times New Roman" w:hAnsi="Times New Roman" w:cs="Times New Roman"/>
+          <w:b/>
+          <w:bCs/>
+          <w:sz w:val="30"/>
+          <w:szCs w:val="30"/>
+        </w:rPr>
+        <w:t xml:space="preserve"> (Major Project)</w:t>
+      </w:r>
+      <w:r>
+        <w:rPr>
+          <w:rFonts w:ascii="Times New Roman" w:hAnsi="Times New Roman" w:cs="Times New Roman"/>
+          <w:b/>
+          <w:bCs/>
+          <w:sz w:val="30"/>
+          <w:szCs w:val="30"/>
+        </w:rPr>
+        <w:t xml:space="preserve"> + Deployment</w:t>
+      </w:r>
+      <w:r>
+        <w:rPr>
+          <w:rFonts w:ascii="Times New Roman" w:hAnsi="Times New Roman" w:cs="Times New Roman"/>
+          <w:b/>
+          <w:bCs/>
+          <w:sz w:val="30"/>
+          <w:szCs w:val="30"/>
+        </w:rPr>
+        <w:t xml:space="preserve"> (Cloud Run + </w:t>
+      </w:r>
+      <w:proofErr w:type="spellStart"/>
+      <w:r>
+        <w:rPr>
+          <w:rFonts w:ascii="Times New Roman" w:hAnsi="Times New Roman" w:cs="Times New Roman"/>
+          <w:b/>
+          <w:bCs/>
+          <w:sz w:val="30"/>
+          <w:szCs w:val="30"/>
+        </w:rPr>
+        <w:t>FireBase</w:t>
+      </w:r>
+      <w:proofErr w:type="spellEnd"/>
+      <w:r>
+        <w:rPr>
+          <w:rFonts w:ascii="Times New Roman" w:hAnsi="Times New Roman" w:cs="Times New Roman"/>
+          <w:b/>
+          <w:bCs/>
+          <w:sz w:val="30"/>
+          <w:szCs w:val="30"/>
+        </w:rPr>
+        <w:t>)</w:t>
+      </w:r>
     </w:p>
     <w:p>
       <w:pPr>
         <w:jc w:val="center"/>
         <w:rPr>
-          <w:rFonts w:ascii="Arial" w:hAnsi="Arial" w:cs="Arial"/>
-          <w:b/>
-          <w:bCs/>
-          <w:sz w:val="26"/>
-          <w:szCs w:val="26"/>
-        </w:rPr>
-      </w:pPr>
-      <w:r>
-        <w:rPr>
-          <w:rFonts w:ascii="Arial" w:hAnsi="Arial" w:cs="Arial"/>
+          <w:rFonts w:ascii="Times New Roman" w:hAnsi="Times New Roman" w:cs="Times New Roman"/>
+          <w:b/>
+          <w:bCs/>
+          <w:sz w:val="26"/>
+          <w:szCs w:val="26"/>
+        </w:rPr>
+      </w:pPr>
+      <w:r>
+        <w:rPr>
+          <w:rFonts w:ascii="Times New Roman" w:hAnsi="Times New Roman" w:cs="Times New Roman"/>
           <w:b/>
           <w:bCs/>
           <w:color w:val="1F4E79" w:themeColor="accent5" w:themeShade="80"/>
@@ -128,7 +192,7 @@
       </w:r>
       <w:r>
         <w:rPr>
-          <w:rFonts w:ascii="Arial" w:hAnsi="Arial" w:cs="Arial"/>
+          <w:rFonts w:ascii="Times New Roman" w:hAnsi="Times New Roman" w:cs="Times New Roman"/>
           <w:b/>
           <w:bCs/>
           <w:color w:val="1F4E79" w:themeColor="accent5" w:themeShade="80"/>
@@ -139,7 +203,7 @@
       </w:r>
       <w:r>
         <w:rPr>
-          <w:rFonts w:ascii="Arial" w:hAnsi="Arial" w:cs="Arial"/>
+          <w:rFonts w:ascii="Times New Roman" w:hAnsi="Times New Roman" w:cs="Times New Roman"/>
           <w:b/>
           <w:bCs/>
           <w:sz w:val="26"/>
@@ -151,11 +215,15 @@
     <w:p>
       <w:pPr>
         <w:jc w:val="center"/>
+        <w:rPr>
+          <w:rFonts w:ascii="Times New Roman" w:hAnsi="Times New Roman" w:cs="Times New Roman"/>
+        </w:rPr>
       </w:pPr>
       <w:hyperlink r:id="rId8" w:history="1">
         <w:r>
           <w:rPr>
             <w:rStyle w:val="Hyperlink"/>
+            <w:rFonts w:ascii="Times New Roman" w:hAnsi="Times New Roman" w:cs="Times New Roman"/>
             <w:u w:val="none"/>
           </w:rPr>
           <w:t>https://github.com/MYethishwar/AIengineering/tree/main/Week%201%20Pre-boarding%20projects</w:t>
@@ -166,7 +234,7 @@
       <w:pPr>
         <w:jc w:val="center"/>
         <w:rPr>
-          <w:rFonts w:ascii="Arial" w:hAnsi="Arial" w:cs="Arial"/>
+          <w:rFonts w:ascii="Times New Roman" w:hAnsi="Times New Roman" w:cs="Times New Roman"/>
           <w:b/>
           <w:bCs/>
           <w:color w:val="1F4E79" w:themeColor="accent5" w:themeShade="80"/>
@@ -176,7 +244,7 @@
       </w:pPr>
       <w:r>
         <w:rPr>
-          <w:rFonts w:ascii="Arial" w:hAnsi="Arial" w:cs="Arial"/>
+          <w:rFonts w:ascii="Times New Roman" w:hAnsi="Times New Roman" w:cs="Times New Roman"/>
           <w:b/>
           <w:bCs/>
           <w:color w:val="1F4E79" w:themeColor="accent5" w:themeShade="80"/>
@@ -191,6 +259,7 @@
         <w:jc w:val="center"/>
         <w:rPr>
           <w:rStyle w:val="Hyperlink"/>
+          <w:rFonts w:ascii="Times New Roman" w:hAnsi="Times New Roman" w:cs="Times New Roman"/>
           <w:u w:val="none"/>
         </w:rPr>
       </w:pPr>
@@ -198,6 +267,7 @@
         <w:r>
           <w:rPr>
             <w:rStyle w:val="Hyperlink"/>
+            <w:rFonts w:ascii="Times New Roman" w:hAnsi="Times New Roman" w:cs="Times New Roman"/>
             <w:u w:val="none"/>
           </w:rPr>
           <w:t>https://github.com/MYethishwar/AI-engineering/tree/main/Travel%20Journal%20Application</w:t>
@@ -208,6 +278,7 @@
       <w:pPr>
         <w:jc w:val="center"/>
         <w:rPr>
+          <w:rFonts w:ascii="Times New Roman" w:hAnsi="Times New Roman" w:cs="Times New Roman"/>
           <w:color w:val="0563C1" w:themeColor="hyperlink"/>
         </w:rPr>
       </w:pPr>
@@ -287,7 +358,25 @@
           <w:sz w:val="26"/>
           <w:szCs w:val="26"/>
         </w:rPr>
-        <w:t>The application is designed in a way where users can monitor smart devices, analyze usage trends, and understand energy consumption patterns through visual dashboards and reports.</w:t>
+        <w:t xml:space="preserve">The application is designed in a way where users can monitor smart devices, </w:t>
+      </w:r>
+      <w:proofErr w:type="spellStart"/>
+      <w:r>
+        <w:rPr>
+          <w:rFonts w:ascii="Times New Roman" w:hAnsi="Times New Roman" w:cs="Times New Roman"/>
+          <w:sz w:val="26"/>
+          <w:szCs w:val="26"/>
+        </w:rPr>
+        <w:t>analyze</w:t>
+      </w:r>
+      <w:proofErr w:type="spellEnd"/>
+      <w:r>
+        <w:rPr>
+          <w:rFonts w:ascii="Times New Roman" w:hAnsi="Times New Roman" w:cs="Times New Roman"/>
+          <w:sz w:val="26"/>
+          <w:szCs w:val="26"/>
+        </w:rPr>
+        <w:t xml:space="preserve"> usage trends, and understand energy consumption patterns through visual dashboards and reports.</w:t>
       </w:r>
     </w:p>
     <w:p>
@@ -349,7 +438,25 @@
           <w:sz w:val="26"/>
           <w:szCs w:val="26"/>
         </w:rPr>
-        <w:t>The Travel Journal Application is a full-stack web application developed to help users document, organize, and manage their travel experiences digitally. The application allows users to create travel journals, upload trip photos, track expenses, maintain wishlists for future destinations, and store important travel memories in a structured manner.</w:t>
+        <w:t xml:space="preserve">The Travel Journal Application is a full-stack web application developed to help users document, organize, and manage their travel experiences digitally. The application allows users to create travel journals, upload trip photos, track expenses, maintain </w:t>
+      </w:r>
+      <w:proofErr w:type="spellStart"/>
+      <w:r>
+        <w:rPr>
+          <w:rFonts w:ascii="Times New Roman" w:hAnsi="Times New Roman" w:cs="Times New Roman"/>
+          <w:sz w:val="26"/>
+          <w:szCs w:val="26"/>
+        </w:rPr>
+        <w:t>wishlists</w:t>
+      </w:r>
+      <w:proofErr w:type="spellEnd"/>
+      <w:r>
+        <w:rPr>
+          <w:rFonts w:ascii="Times New Roman" w:hAnsi="Times New Roman" w:cs="Times New Roman"/>
+          <w:sz w:val="26"/>
+          <w:szCs w:val="26"/>
+        </w:rPr>
+        <w:t xml:space="preserve"> for future destinations, and store important travel memories in a structured manner.</w:t>
       </w:r>
     </w:p>
     <w:p>
@@ -370,7 +477,25 @@
           <w:sz w:val="26"/>
           <w:szCs w:val="26"/>
         </w:rPr>
-        <w:t>The project is developed using a modern technology stack consisting of React.js for the frontend, FastAPI for the backend, and MongoDB as the database. The application follows a REST API architecture and supports CRUD operations for managing travel data efficiently.</w:t>
+        <w:t xml:space="preserve">The project is developed using a modern technology stack consisting of React.js for the frontend, </w:t>
+      </w:r>
+      <w:proofErr w:type="spellStart"/>
+      <w:r>
+        <w:rPr>
+          <w:rFonts w:ascii="Times New Roman" w:hAnsi="Times New Roman" w:cs="Times New Roman"/>
+          <w:sz w:val="26"/>
+          <w:szCs w:val="26"/>
+        </w:rPr>
+        <w:t>FastAPI</w:t>
+      </w:r>
+      <w:proofErr w:type="spellEnd"/>
+      <w:r>
+        <w:rPr>
+          <w:rFonts w:ascii="Times New Roman" w:hAnsi="Times New Roman" w:cs="Times New Roman"/>
+          <w:sz w:val="26"/>
+          <w:szCs w:val="26"/>
+        </w:rPr>
+        <w:t xml:space="preserve"> for the backend, and MongoDB as the database. The application follows a REST API architecture and supports CRUD operations for managing travel data efficiently.</w:t>
       </w:r>
     </w:p>
     <w:p>
@@ -898,13 +1023,23 @@
           <w:bCs/>
         </w:rPr>
       </w:pPr>
-      <w:r>
-        <w:rPr>
-          <w:rFonts w:ascii="Times New Roman" w:hAnsi="Times New Roman" w:cs="Times New Roman"/>
-          <w:b/>
-          <w:bCs/>
-        </w:rPr>
-        <w:t>src/index.js</w:t>
+      <w:proofErr w:type="spellStart"/>
+      <w:r>
+        <w:rPr>
+          <w:rFonts w:ascii="Times New Roman" w:hAnsi="Times New Roman" w:cs="Times New Roman"/>
+          <w:b/>
+          <w:bCs/>
+        </w:rPr>
+        <w:t>src</w:t>
+      </w:r>
+      <w:proofErr w:type="spellEnd"/>
+      <w:r>
+        <w:rPr>
+          <w:rFonts w:ascii="Times New Roman" w:hAnsi="Times New Roman" w:cs="Times New Roman"/>
+          <w:b/>
+          <w:bCs/>
+        </w:rPr>
+        <w:t>/index.js</w:t>
       </w:r>
     </w:p>
     <w:p>
@@ -928,13 +1063,23 @@
           <w:bCs/>
         </w:rPr>
       </w:pPr>
-      <w:r>
-        <w:rPr>
-          <w:rFonts w:ascii="Times New Roman" w:hAnsi="Times New Roman" w:cs="Times New Roman"/>
-          <w:b/>
-          <w:bCs/>
-        </w:rPr>
-        <w:t>src/App.js</w:t>
+      <w:proofErr w:type="spellStart"/>
+      <w:r>
+        <w:rPr>
+          <w:rFonts w:ascii="Times New Roman" w:hAnsi="Times New Roman" w:cs="Times New Roman"/>
+          <w:b/>
+          <w:bCs/>
+        </w:rPr>
+        <w:t>src</w:t>
+      </w:r>
+      <w:proofErr w:type="spellEnd"/>
+      <w:r>
+        <w:rPr>
+          <w:rFonts w:ascii="Times New Roman" w:hAnsi="Times New Roman" w:cs="Times New Roman"/>
+          <w:b/>
+          <w:bCs/>
+        </w:rPr>
+        <w:t>/App.js</w:t>
       </w:r>
     </w:p>
     <w:p>
@@ -958,13 +1103,23 @@
           <w:bCs/>
         </w:rPr>
       </w:pPr>
-      <w:r>
-        <w:rPr>
-          <w:rFonts w:ascii="Times New Roman" w:hAnsi="Times New Roman" w:cs="Times New Roman"/>
-          <w:b/>
-          <w:bCs/>
-        </w:rPr>
-        <w:t>src/components/Navbar.js</w:t>
+      <w:proofErr w:type="spellStart"/>
+      <w:r>
+        <w:rPr>
+          <w:rFonts w:ascii="Times New Roman" w:hAnsi="Times New Roman" w:cs="Times New Roman"/>
+          <w:b/>
+          <w:bCs/>
+        </w:rPr>
+        <w:t>src</w:t>
+      </w:r>
+      <w:proofErr w:type="spellEnd"/>
+      <w:r>
+        <w:rPr>
+          <w:rFonts w:ascii="Times New Roman" w:hAnsi="Times New Roman" w:cs="Times New Roman"/>
+          <w:b/>
+          <w:bCs/>
+        </w:rPr>
+        <w:t>/components/Navbar.js</w:t>
       </w:r>
     </w:p>
     <w:p>
@@ -1271,6 +1426,8 @@
           <w:bCs/>
         </w:rPr>
       </w:pPr>
+      <w:proofErr w:type="spellStart"/>
+      <w:proofErr w:type="gramStart"/>
       <w:r>
         <w:rPr>
           <w:rFonts w:ascii="Times New Roman" w:hAnsi="Times New Roman" w:cs="Times New Roman"/>
@@ -1279,6 +1436,8 @@
         </w:rPr>
         <w:t>package.json</w:t>
       </w:r>
+      <w:proofErr w:type="spellEnd"/>
+      <w:proofErr w:type="gramEnd"/>
     </w:p>
     <w:p>
       <w:pPr>
@@ -1303,11 +1462,19 @@
           <w:rFonts w:ascii="Times New Roman" w:hAnsi="Times New Roman" w:cs="Times New Roman"/>
         </w:rPr>
       </w:pPr>
-      <w:r>
-        <w:rPr>
-          <w:rFonts w:ascii="Times New Roman" w:hAnsi="Times New Roman" w:cs="Times New Roman"/>
-        </w:rPr>
-        <w:t xml:space="preserve">npm start </w:t>
+      <w:proofErr w:type="spellStart"/>
+      <w:r>
+        <w:rPr>
+          <w:rFonts w:ascii="Times New Roman" w:hAnsi="Times New Roman" w:cs="Times New Roman"/>
+        </w:rPr>
+        <w:t>npm</w:t>
+      </w:r>
+      <w:proofErr w:type="spellEnd"/>
+      <w:r>
+        <w:rPr>
+          <w:rFonts w:ascii="Times New Roman" w:hAnsi="Times New Roman" w:cs="Times New Roman"/>
+        </w:rPr>
+        <w:t xml:space="preserve"> start </w:t>
       </w:r>
     </w:p>
     <w:p>
@@ -1320,21 +1487,31 @@
           <w:rFonts w:ascii="Times New Roman" w:hAnsi="Times New Roman" w:cs="Times New Roman"/>
         </w:rPr>
       </w:pPr>
-      <w:r>
-        <w:rPr>
-          <w:rFonts w:ascii="Times New Roman" w:hAnsi="Times New Roman" w:cs="Times New Roman"/>
-        </w:rPr>
-        <w:t xml:space="preserve">npm run build </w:t>
-      </w:r>
-    </w:p>
-    <w:p>
-      <w:pPr>
-        <w:rPr>
-          <w:rFonts w:ascii="Times New Roman" w:hAnsi="Times New Roman" w:cs="Times New Roman"/>
-          <w:b/>
-          <w:bCs/>
-        </w:rPr>
-      </w:pPr>
+      <w:proofErr w:type="spellStart"/>
+      <w:r>
+        <w:rPr>
+          <w:rFonts w:ascii="Times New Roman" w:hAnsi="Times New Roman" w:cs="Times New Roman"/>
+        </w:rPr>
+        <w:t>npm</w:t>
+      </w:r>
+      <w:proofErr w:type="spellEnd"/>
+      <w:r>
+        <w:rPr>
+          <w:rFonts w:ascii="Times New Roman" w:hAnsi="Times New Roman" w:cs="Times New Roman"/>
+        </w:rPr>
+        <w:t xml:space="preserve"> run build </w:t>
+      </w:r>
+    </w:p>
+    <w:p>
+      <w:pPr>
+        <w:rPr>
+          <w:rFonts w:ascii="Times New Roman" w:hAnsi="Times New Roman" w:cs="Times New Roman"/>
+          <w:b/>
+          <w:bCs/>
+        </w:rPr>
+      </w:pPr>
+      <w:proofErr w:type="spellStart"/>
+      <w:proofErr w:type="gramStart"/>
       <w:r>
         <w:rPr>
           <w:rFonts w:ascii="Times New Roman" w:hAnsi="Times New Roman" w:cs="Times New Roman"/>
@@ -1343,6 +1520,8 @@
         </w:rPr>
         <w:t>firebase.json</w:t>
       </w:r>
+      <w:proofErr w:type="spellEnd"/>
+      <w:proofErr w:type="gramEnd"/>
     </w:p>
     <w:p>
       <w:pPr>
@@ -1382,14 +1561,114 @@
           <w:szCs w:val="26"/>
         </w:rPr>
       </w:pPr>
-      <w:r>
-        <w:rPr>
-          <w:rFonts w:ascii="Times New Roman" w:hAnsi="Times New Roman" w:cs="Times New Roman"/>
-          <w:b/>
-          <w:bCs/>
-          <w:sz w:val="26"/>
-          <w:szCs w:val="26"/>
-        </w:rPr>
+    </w:p>
+    <w:p>
+      <w:pPr>
+        <w:rPr>
+          <w:rFonts w:ascii="Times New Roman" w:hAnsi="Times New Roman" w:cs="Times New Roman"/>
+          <w:b/>
+          <w:bCs/>
+          <w:sz w:val="26"/>
+          <w:szCs w:val="26"/>
+        </w:rPr>
+      </w:pPr>
+    </w:p>
+    <w:p>
+      <w:pPr>
+        <w:rPr>
+          <w:rFonts w:ascii="Times New Roman" w:hAnsi="Times New Roman" w:cs="Times New Roman"/>
+          <w:b/>
+          <w:bCs/>
+          <w:sz w:val="26"/>
+          <w:szCs w:val="26"/>
+        </w:rPr>
+      </w:pPr>
+    </w:p>
+    <w:p>
+      <w:pPr>
+        <w:rPr>
+          <w:rFonts w:ascii="Times New Roman" w:hAnsi="Times New Roman" w:cs="Times New Roman"/>
+          <w:b/>
+          <w:bCs/>
+          <w:sz w:val="26"/>
+          <w:szCs w:val="26"/>
+        </w:rPr>
+      </w:pPr>
+    </w:p>
+    <w:p>
+      <w:pPr>
+        <w:rPr>
+          <w:rFonts w:ascii="Times New Roman" w:hAnsi="Times New Roman" w:cs="Times New Roman"/>
+          <w:b/>
+          <w:bCs/>
+          <w:sz w:val="26"/>
+          <w:szCs w:val="26"/>
+        </w:rPr>
+      </w:pPr>
+    </w:p>
+    <w:p>
+      <w:pPr>
+        <w:rPr>
+          <w:rFonts w:ascii="Times New Roman" w:hAnsi="Times New Roman" w:cs="Times New Roman"/>
+          <w:b/>
+          <w:bCs/>
+          <w:sz w:val="26"/>
+          <w:szCs w:val="26"/>
+        </w:rPr>
+      </w:pPr>
+    </w:p>
+    <w:p>
+      <w:pPr>
+        <w:rPr>
+          <w:rFonts w:ascii="Times New Roman" w:hAnsi="Times New Roman" w:cs="Times New Roman"/>
+          <w:b/>
+          <w:bCs/>
+          <w:sz w:val="26"/>
+          <w:szCs w:val="26"/>
+        </w:rPr>
+      </w:pPr>
+    </w:p>
+    <w:p>
+      <w:pPr>
+        <w:rPr>
+          <w:rFonts w:ascii="Times New Roman" w:hAnsi="Times New Roman" w:cs="Times New Roman"/>
+          <w:b/>
+          <w:bCs/>
+          <w:sz w:val="26"/>
+          <w:szCs w:val="26"/>
+        </w:rPr>
+      </w:pPr>
+    </w:p>
+    <w:p>
+      <w:pPr>
+        <w:rPr>
+          <w:rFonts w:ascii="Times New Roman" w:hAnsi="Times New Roman" w:cs="Times New Roman"/>
+          <w:b/>
+          <w:bCs/>
+          <w:sz w:val="26"/>
+          <w:szCs w:val="26"/>
+        </w:rPr>
+      </w:pPr>
+    </w:p>
+    <w:p>
+      <w:pPr>
+        <w:rPr>
+          <w:rFonts w:ascii="Times New Roman" w:hAnsi="Times New Roman" w:cs="Times New Roman"/>
+          <w:b/>
+          <w:bCs/>
+          <w:sz w:val="26"/>
+          <w:szCs w:val="26"/>
+        </w:rPr>
+      </w:pPr>
+      <w:r>
+        <w:rPr>
+          <w:rFonts w:ascii="Times New Roman" w:hAnsi="Times New Roman" w:cs="Times New Roman"/>
+          <w:b/>
+          <w:bCs/>
+          <w:sz w:val="26"/>
+          <w:szCs w:val="26"/>
+        </w:rPr>
+        <w:lastRenderedPageBreak/>
         <w:t>Backend Structure</w:t>
       </w:r>
     </w:p>
@@ -1408,7 +1687,6 @@
           <w:bCs/>
           <w:noProof/>
         </w:rPr>
-        <w:lastRenderedPageBreak/>
         <w:drawing>
           <wp:inline distT="0" distB="0" distL="0" distR="0" wp14:anchorId="23D368F3" wp14:editId="006E08AD">
             <wp:extent cx="3562847" cy="3048425"/>
@@ -1710,6 +1988,7 @@
           <w:bCs/>
         </w:rPr>
       </w:pPr>
+      <w:proofErr w:type="spellStart"/>
       <w:r>
         <w:rPr>
           <w:rFonts w:ascii="Times New Roman" w:hAnsi="Times New Roman" w:cs="Times New Roman"/>
@@ -1718,6 +1997,7 @@
         </w:rPr>
         <w:t>Dockerfile</w:t>
       </w:r>
+      <w:proofErr w:type="spellEnd"/>
     </w:p>
     <w:p>
       <w:pPr>
@@ -1765,6 +2045,7 @@
           <w:sz w:val="26"/>
           <w:szCs w:val="26"/>
         </w:rPr>
+        <w:lastRenderedPageBreak/>
         <w:t>Data Workflow</w:t>
       </w:r>
     </w:p>
@@ -1778,7 +2059,6 @@
         <w:rPr>
           <w:rFonts w:ascii="Times New Roman" w:hAnsi="Times New Roman" w:cs="Times New Roman"/>
         </w:rPr>
-        <w:lastRenderedPageBreak/>
         <w:t>The frontend and backend communicate through APIs.</w:t>
       </w:r>
     </w:p>
@@ -2122,12 +2402,21 @@
           <w:color w:val="4472C4" w:themeColor="accent1"/>
         </w:rPr>
       </w:pPr>
+      <w:proofErr w:type="spellStart"/>
       <w:r>
         <w:rPr>
           <w:rFonts w:ascii="Times New Roman" w:hAnsi="Times New Roman" w:cs="Times New Roman"/>
           <w:color w:val="4472C4" w:themeColor="accent1"/>
         </w:rPr>
-        <w:t>npm install</w:t>
+        <w:t>npm</w:t>
+      </w:r>
+      <w:proofErr w:type="spellEnd"/>
+      <w:r>
+        <w:rPr>
+          <w:rFonts w:ascii="Times New Roman" w:hAnsi="Times New Roman" w:cs="Times New Roman"/>
+          <w:color w:val="4472C4" w:themeColor="accent1"/>
+        </w:rPr>
+        <w:t xml:space="preserve"> install</w:t>
       </w:r>
     </w:p>
     <w:p>
@@ -2143,12 +2432,21 @@
           <w:color w:val="4472C4" w:themeColor="accent1"/>
         </w:rPr>
       </w:pPr>
+      <w:proofErr w:type="spellStart"/>
       <w:r>
         <w:rPr>
           <w:rFonts w:ascii="Times New Roman" w:hAnsi="Times New Roman" w:cs="Times New Roman"/>
           <w:color w:val="4472C4" w:themeColor="accent1"/>
         </w:rPr>
-        <w:t>npm start</w:t>
+        <w:t>npm</w:t>
+      </w:r>
+      <w:proofErr w:type="spellEnd"/>
+      <w:r>
+        <w:rPr>
+          <w:rFonts w:ascii="Times New Roman" w:hAnsi="Times New Roman" w:cs="Times New Roman"/>
+          <w:color w:val="4472C4" w:themeColor="accent1"/>
+        </w:rPr>
+        <w:t xml:space="preserve"> start</w:t>
       </w:r>
     </w:p>
     <w:p>
@@ -2210,6 +2508,7 @@
           <w:b/>
           <w:bCs/>
         </w:rPr>
+        <w:lastRenderedPageBreak/>
         <w:t>Frontend Deployment</w:t>
       </w:r>
     </w:p>
@@ -2223,7 +2522,6 @@
         <w:rPr>
           <w:rFonts w:ascii="Times New Roman" w:hAnsi="Times New Roman" w:cs="Times New Roman"/>
         </w:rPr>
-        <w:lastRenderedPageBreak/>
         <w:t>The frontend is deployed using Firebase Hosting.</w:t>
       </w:r>
     </w:p>
@@ -2263,11 +2561,19 @@
           <w:rFonts w:ascii="Times New Roman" w:hAnsi="Times New Roman" w:cs="Times New Roman"/>
         </w:rPr>
       </w:pPr>
-      <w:r>
-        <w:rPr>
-          <w:rFonts w:ascii="Times New Roman" w:hAnsi="Times New Roman" w:cs="Times New Roman"/>
-        </w:rPr>
-        <w:t>npm run build</w:t>
+      <w:proofErr w:type="spellStart"/>
+      <w:r>
+        <w:rPr>
+          <w:rFonts w:ascii="Times New Roman" w:hAnsi="Times New Roman" w:cs="Times New Roman"/>
+        </w:rPr>
+        <w:t>npm</w:t>
+      </w:r>
+      <w:proofErr w:type="spellEnd"/>
+      <w:r>
+        <w:rPr>
+          <w:rFonts w:ascii="Times New Roman" w:hAnsi="Times New Roman" w:cs="Times New Roman"/>
+        </w:rPr>
+        <w:t xml:space="preserve"> run build</w:t>
       </w:r>
     </w:p>
     <w:p>
@@ -2428,24 +2734,54 @@
           <w:rFonts w:ascii="Times New Roman" w:hAnsi="Times New Roman" w:cs="Times New Roman"/>
         </w:rPr>
       </w:pPr>
-      <w:r>
-        <w:rPr>
-          <w:rFonts w:ascii="Times New Roman" w:hAnsi="Times New Roman" w:cs="Times New Roman"/>
-        </w:rPr>
-        <w:t>gcloud builds submit --tag gcr.io/PROJECT_ID/voltstream-backend</w:t>
-      </w:r>
-    </w:p>
-    <w:p>
-      <w:pPr>
-        <w:rPr>
-          <w:rFonts w:ascii="Times New Roman" w:hAnsi="Times New Roman" w:cs="Times New Roman"/>
-        </w:rPr>
-      </w:pPr>
-      <w:r>
-        <w:rPr>
-          <w:rFonts w:ascii="Times New Roman" w:hAnsi="Times New Roman" w:cs="Times New Roman"/>
-        </w:rPr>
-        <w:t>gcloud run deploy</w:t>
+      <w:proofErr w:type="spellStart"/>
+      <w:r>
+        <w:rPr>
+          <w:rFonts w:ascii="Times New Roman" w:hAnsi="Times New Roman" w:cs="Times New Roman"/>
+        </w:rPr>
+        <w:t>gcloud</w:t>
+      </w:r>
+      <w:proofErr w:type="spellEnd"/>
+      <w:r>
+        <w:rPr>
+          <w:rFonts w:ascii="Times New Roman" w:hAnsi="Times New Roman" w:cs="Times New Roman"/>
+        </w:rPr>
+        <w:t xml:space="preserve"> builds submit --tag gcr.io/PROJECT_ID/</w:t>
+      </w:r>
+      <w:proofErr w:type="spellStart"/>
+      <w:r>
+        <w:rPr>
+          <w:rFonts w:ascii="Times New Roman" w:hAnsi="Times New Roman" w:cs="Times New Roman"/>
+        </w:rPr>
+        <w:t>voltstream</w:t>
+      </w:r>
+      <w:proofErr w:type="spellEnd"/>
+      <w:r>
+        <w:rPr>
+          <w:rFonts w:ascii="Times New Roman" w:hAnsi="Times New Roman" w:cs="Times New Roman"/>
+        </w:rPr>
+        <w:t>-backend</w:t>
+      </w:r>
+    </w:p>
+    <w:p>
+      <w:pPr>
+        <w:rPr>
+          <w:rFonts w:ascii="Times New Roman" w:hAnsi="Times New Roman" w:cs="Times New Roman"/>
+        </w:rPr>
+      </w:pPr>
+      <w:proofErr w:type="spellStart"/>
+      <w:r>
+        <w:rPr>
+          <w:rFonts w:ascii="Times New Roman" w:hAnsi="Times New Roman" w:cs="Times New Roman"/>
+        </w:rPr>
+        <w:t>gcloud</w:t>
+      </w:r>
+      <w:proofErr w:type="spellEnd"/>
+      <w:r>
+        <w:rPr>
+          <w:rFonts w:ascii="Times New Roman" w:hAnsi="Times New Roman" w:cs="Times New Roman"/>
+        </w:rPr>
+        <w:t xml:space="preserve"> run deploy</w:t>
       </w:r>
     </w:p>
     <w:p>
@@ -2575,11 +2911,19 @@
           <w:rFonts w:ascii="Times New Roman" w:hAnsi="Times New Roman" w:cs="Times New Roman"/>
         </w:rPr>
       </w:pPr>
-      <w:r>
-        <w:rPr>
-          <w:rFonts w:ascii="Times New Roman" w:hAnsi="Times New Roman" w:cs="Times New Roman"/>
-        </w:rPr>
-        <w:t xml:space="preserve">npm </w:t>
+      <w:proofErr w:type="spellStart"/>
+      <w:r>
+        <w:rPr>
+          <w:rFonts w:ascii="Times New Roman" w:hAnsi="Times New Roman" w:cs="Times New Roman"/>
+        </w:rPr>
+        <w:t>npm</w:t>
+      </w:r>
+      <w:proofErr w:type="spellEnd"/>
+      <w:r>
+        <w:rPr>
+          <w:rFonts w:ascii="Times New Roman" w:hAnsi="Times New Roman" w:cs="Times New Roman"/>
+        </w:rPr>
+        <w:t xml:space="preserve"> </w:t>
       </w:r>
     </w:p>
     <w:p>
@@ -2709,6 +3053,7 @@
         <w:rPr>
           <w:rFonts w:ascii="Times New Roman" w:hAnsi="Times New Roman" w:cs="Times New Roman"/>
         </w:rPr>
+        <w:lastRenderedPageBreak/>
         <w:t xml:space="preserve">React project structure </w:t>
       </w:r>
     </w:p>
@@ -2726,7 +3071,6 @@
         <w:rPr>
           <w:rFonts w:ascii="Times New Roman" w:hAnsi="Times New Roman" w:cs="Times New Roman"/>
         </w:rPr>
-        <w:lastRenderedPageBreak/>
         <w:t xml:space="preserve">Component-based frontend development </w:t>
       </w:r>
     </w:p>
@@ -3044,24 +3388,32 @@
     </w:p>
     <w:p>
       <w:pPr>
-        <w:rPr>
-          <w:rFonts w:ascii="Times New Roman" w:hAnsi="Times New Roman" w:cs="Times New Roman"/>
-          <w:b/>
-          <w:bCs/>
-          <w:sz w:val="26"/>
-          <w:szCs w:val="26"/>
-        </w:rPr>
-      </w:pPr>
-    </w:p>
-    <w:p>
-      <w:pPr>
         <w:pStyle w:val="Heading1"/>
-      </w:pPr>
-      <w:r>
-        <w:t>Frontend Output</w:t>
-      </w:r>
-      <w:r>
-        <w:t>:</w:t>
+        <w:rPr>
+          <w:rFonts w:ascii="Times New Roman" w:hAnsi="Times New Roman" w:cs="Times New Roman"/>
+        </w:rPr>
+      </w:pPr>
+    </w:p>
+    <w:p>
+      <w:pPr>
+        <w:rPr>
+          <w:rFonts w:ascii="Times New Roman" w:hAnsi="Times New Roman" w:cs="Times New Roman"/>
+        </w:rPr>
+      </w:pPr>
+    </w:p>
+    <w:p>
+      <w:pPr>
+        <w:pStyle w:val="Heading1"/>
+        <w:rPr>
+          <w:rFonts w:ascii="Times New Roman" w:hAnsi="Times New Roman" w:cs="Times New Roman"/>
+        </w:rPr>
+      </w:pPr>
+      <w:r>
+        <w:rPr>
+          <w:rFonts w:ascii="Times New Roman" w:hAnsi="Times New Roman" w:cs="Times New Roman"/>
+        </w:rPr>
+        <w:lastRenderedPageBreak/>
+        <w:t>Frontend Output:</w:t>
       </w:r>
     </w:p>
     <w:p>
@@ -3104,7 +3456,6 @@
           <w:sz w:val="26"/>
           <w:szCs w:val="26"/>
         </w:rPr>
-        <w:lastRenderedPageBreak/>
         <w:drawing>
           <wp:inline distT="0" distB="0" distL="0" distR="0" wp14:anchorId="08230239" wp14:editId="3BD45C2D">
             <wp:extent cx="5731510" cy="2709545"/>
@@ -3314,6 +3665,7 @@
           <w:sz w:val="26"/>
           <w:szCs w:val="26"/>
         </w:rPr>
+        <w:lastRenderedPageBreak/>
         <w:t>Terminologies Page:</w:t>
       </w:r>
     </w:p>
@@ -3336,7 +3688,6 @@
           <w:sz w:val="26"/>
           <w:szCs w:val="26"/>
         </w:rPr>
-        <w:lastRenderedPageBreak/>
         <w:drawing>
           <wp:inline distT="0" distB="0" distL="0" distR="0" wp14:anchorId="33F8D5BB" wp14:editId="01AB4F8B">
             <wp:extent cx="5731510" cy="3415665"/>
@@ -3568,6 +3919,7 @@
           <w:sz w:val="26"/>
           <w:szCs w:val="26"/>
         </w:rPr>
+        <w:lastRenderedPageBreak/>
         <w:t>Dashboard Page:</w:t>
       </w:r>
     </w:p>
@@ -3590,7 +3942,6 @@
           <w:sz w:val="26"/>
           <w:szCs w:val="26"/>
         </w:rPr>
-        <w:lastRenderedPageBreak/>
         <w:drawing>
           <wp:inline distT="0" distB="0" distL="0" distR="0" wp14:anchorId="0B41A002" wp14:editId="2D17868A">
             <wp:extent cx="5731510" cy="3217545"/>
@@ -3833,12 +4184,14 @@
           <w:sz w:val="26"/>
           <w:szCs w:val="26"/>
         </w:rPr>
+        <w:lastRenderedPageBreak/>
         <w:t>Analytics Page:</w:t>
       </w:r>
     </w:p>
     <w:p>
       <w:pPr>
         <w:rPr>
+          <w:rFonts w:ascii="Times New Roman" w:hAnsi="Times New Roman" w:cs="Times New Roman"/>
           <w:noProof/>
         </w:rPr>
       </w:pPr>
@@ -3851,7 +4204,6 @@
           <w:sz w:val="26"/>
           <w:szCs w:val="26"/>
         </w:rPr>
-        <w:lastRenderedPageBreak/>
         <w:drawing>
           <wp:inline distT="0" distB="0" distL="0" distR="0" wp14:anchorId="10BD8E8C" wp14:editId="2E15D41E">
             <wp:extent cx="5731510" cy="3651885"/>
@@ -3890,6 +4242,7 @@
       </w:r>
       <w:r>
         <w:rPr>
+          <w:rFonts w:ascii="Times New Roman" w:hAnsi="Times New Roman" w:cs="Times New Roman"/>
           <w:noProof/>
         </w:rPr>
         <w:t xml:space="preserve"> </w:t>
@@ -3943,6 +4296,7 @@
     <w:p>
       <w:pPr>
         <w:rPr>
+          <w:rFonts w:ascii="Times New Roman" w:hAnsi="Times New Roman" w:cs="Times New Roman"/>
           <w:noProof/>
         </w:rPr>
       </w:pPr>
@@ -3950,6 +4304,7 @@
     <w:p>
       <w:pPr>
         <w:rPr>
+          <w:rFonts w:ascii="Times New Roman" w:hAnsi="Times New Roman" w:cs="Times New Roman"/>
           <w:noProof/>
         </w:rPr>
       </w:pPr>
@@ -3957,6 +4312,7 @@
     <w:p>
       <w:pPr>
         <w:rPr>
+          <w:rFonts w:ascii="Times New Roman" w:hAnsi="Times New Roman" w:cs="Times New Roman"/>
           <w:noProof/>
         </w:rPr>
       </w:pPr>
@@ -3964,6 +4320,7 @@
     <w:p>
       <w:pPr>
         <w:rPr>
+          <w:rFonts w:ascii="Times New Roman" w:hAnsi="Times New Roman" w:cs="Times New Roman"/>
           <w:noProof/>
         </w:rPr>
       </w:pPr>
@@ -3971,6 +4328,7 @@
     <w:p>
       <w:pPr>
         <w:rPr>
+          <w:rFonts w:ascii="Times New Roman" w:hAnsi="Times New Roman" w:cs="Times New Roman"/>
           <w:noProof/>
         </w:rPr>
       </w:pPr>
@@ -3978,6 +4336,7 @@
     <w:p>
       <w:pPr>
         <w:rPr>
+          <w:rFonts w:ascii="Times New Roman" w:hAnsi="Times New Roman" w:cs="Times New Roman"/>
           <w:noProof/>
         </w:rPr>
       </w:pPr>
@@ -3985,6 +4344,7 @@
     <w:p>
       <w:pPr>
         <w:rPr>
+          <w:rFonts w:ascii="Times New Roman" w:hAnsi="Times New Roman" w:cs="Times New Roman"/>
           <w:noProof/>
         </w:rPr>
       </w:pPr>
@@ -3992,6 +4352,7 @@
     <w:p>
       <w:pPr>
         <w:rPr>
+          <w:rFonts w:ascii="Times New Roman" w:hAnsi="Times New Roman" w:cs="Times New Roman"/>
           <w:noProof/>
         </w:rPr>
       </w:pPr>
@@ -3999,6 +4360,7 @@
     <w:p>
       <w:pPr>
         <w:rPr>
+          <w:rFonts w:ascii="Times New Roman" w:hAnsi="Times New Roman" w:cs="Times New Roman"/>
           <w:noProof/>
         </w:rPr>
       </w:pPr>
@@ -4006,6 +4368,7 @@
     <w:p>
       <w:pPr>
         <w:rPr>
+          <w:rFonts w:ascii="Times New Roman" w:hAnsi="Times New Roman" w:cs="Times New Roman"/>
           <w:noProof/>
         </w:rPr>
       </w:pPr>
@@ -4026,20 +4389,22 @@
           <w:bCs/>
           <w:noProof/>
         </w:rPr>
+        <w:lastRenderedPageBreak/>
         <w:t>Devices Page:</w:t>
       </w:r>
     </w:p>
     <w:p>
       <w:pPr>
         <w:rPr>
+          <w:rFonts w:ascii="Times New Roman" w:hAnsi="Times New Roman" w:cs="Times New Roman"/>
           <w:noProof/>
         </w:rPr>
       </w:pPr>
       <w:r>
         <w:rPr>
+          <w:rFonts w:ascii="Times New Roman" w:hAnsi="Times New Roman" w:cs="Times New Roman"/>
           <w:noProof/>
         </w:rPr>
-        <w:lastRenderedPageBreak/>
         <w:drawing>
           <wp:inline distT="0" distB="0" distL="0" distR="0" wp14:anchorId="54BE81ED" wp14:editId="151BA079">
             <wp:extent cx="5731510" cy="3381375"/>
@@ -4249,6 +4614,7 @@
           <w:b/>
           <w:bCs/>
         </w:rPr>
+        <w:lastRenderedPageBreak/>
         <w:t>Billing Page:</w:t>
       </w:r>
     </w:p>
@@ -4267,7 +4633,6 @@
           <w:bCs/>
           <w:noProof/>
         </w:rPr>
-        <w:lastRenderedPageBreak/>
         <w:drawing>
           <wp:inline distT="0" distB="0" distL="0" distR="0" wp14:anchorId="6416BD63" wp14:editId="10ED33C5">
             <wp:extent cx="5731510" cy="2694305"/>
@@ -4306,6 +4671,7 @@
       </w:r>
       <w:r>
         <w:rPr>
+          <w:rFonts w:ascii="Times New Roman" w:hAnsi="Times New Roman" w:cs="Times New Roman"/>
           <w:noProof/>
         </w:rPr>
         <w:t xml:space="preserve"> </w:t>
@@ -4406,8 +4772,14 @@
     <w:p>
       <w:pPr>
         <w:pStyle w:val="Heading2"/>
-      </w:pPr>
-      <w:r>
+        <w:rPr>
+          <w:rFonts w:ascii="Times New Roman" w:hAnsi="Times New Roman" w:cs="Times New Roman"/>
+        </w:rPr>
+      </w:pPr>
+      <w:r>
+        <w:rPr>
+          <w:rFonts w:ascii="Times New Roman" w:hAnsi="Times New Roman" w:cs="Times New Roman"/>
+        </w:rPr>
         <w:lastRenderedPageBreak/>
         <w:t>Backend Output:</w:t>
       </w:r>
@@ -4415,9 +4787,13 @@
     <w:p>
       <w:pPr>
         <w:pStyle w:val="Heading2"/>
-      </w:pPr>
-      <w:r>
-        <w:rPr>
+        <w:rPr>
+          <w:rFonts w:ascii="Times New Roman" w:hAnsi="Times New Roman" w:cs="Times New Roman"/>
+        </w:rPr>
+      </w:pPr>
+      <w:r>
+        <w:rPr>
+          <w:rFonts w:ascii="Times New Roman" w:hAnsi="Times New Roman" w:cs="Times New Roman"/>
           <w:noProof/>
         </w:rPr>
         <w:drawing>
@@ -4457,42 +4833,178 @@
         </w:drawing>
       </w:r>
     </w:p>
-    <w:p/>
-    <w:p/>
-    <w:p/>
-    <w:p/>
-    <w:p/>
-    <w:p/>
-    <w:p/>
-    <w:p/>
-    <w:p/>
-    <w:p/>
-    <w:p/>
-    <w:p/>
-    <w:p/>
-    <w:p/>
-    <w:p/>
-    <w:p/>
-    <w:p/>
-    <w:p/>
-    <w:p/>
+    <w:p>
+      <w:pPr>
+        <w:rPr>
+          <w:rFonts w:ascii="Times New Roman" w:hAnsi="Times New Roman" w:cs="Times New Roman"/>
+        </w:rPr>
+      </w:pPr>
+    </w:p>
+    <w:p>
+      <w:pPr>
+        <w:rPr>
+          <w:rFonts w:ascii="Times New Roman" w:hAnsi="Times New Roman" w:cs="Times New Roman"/>
+        </w:rPr>
+      </w:pPr>
+    </w:p>
+    <w:p>
+      <w:pPr>
+        <w:rPr>
+          <w:rFonts w:ascii="Times New Roman" w:hAnsi="Times New Roman" w:cs="Times New Roman"/>
+        </w:rPr>
+      </w:pPr>
+    </w:p>
+    <w:p>
+      <w:pPr>
+        <w:rPr>
+          <w:rFonts w:ascii="Times New Roman" w:hAnsi="Times New Roman" w:cs="Times New Roman"/>
+        </w:rPr>
+      </w:pPr>
+    </w:p>
+    <w:p>
+      <w:pPr>
+        <w:rPr>
+          <w:rFonts w:ascii="Times New Roman" w:hAnsi="Times New Roman" w:cs="Times New Roman"/>
+        </w:rPr>
+      </w:pPr>
+    </w:p>
+    <w:p>
+      <w:pPr>
+        <w:rPr>
+          <w:rFonts w:ascii="Times New Roman" w:hAnsi="Times New Roman" w:cs="Times New Roman"/>
+        </w:rPr>
+      </w:pPr>
+    </w:p>
+    <w:p>
+      <w:pPr>
+        <w:rPr>
+          <w:rFonts w:ascii="Times New Roman" w:hAnsi="Times New Roman" w:cs="Times New Roman"/>
+        </w:rPr>
+      </w:pPr>
+    </w:p>
+    <w:p>
+      <w:pPr>
+        <w:rPr>
+          <w:rFonts w:ascii="Times New Roman" w:hAnsi="Times New Roman" w:cs="Times New Roman"/>
+        </w:rPr>
+      </w:pPr>
+    </w:p>
+    <w:p>
+      <w:pPr>
+        <w:rPr>
+          <w:rFonts w:ascii="Times New Roman" w:hAnsi="Times New Roman" w:cs="Times New Roman"/>
+        </w:rPr>
+      </w:pPr>
+    </w:p>
+    <w:p>
+      <w:pPr>
+        <w:rPr>
+          <w:rFonts w:ascii="Times New Roman" w:hAnsi="Times New Roman" w:cs="Times New Roman"/>
+        </w:rPr>
+      </w:pPr>
+    </w:p>
+    <w:p>
+      <w:pPr>
+        <w:rPr>
+          <w:rFonts w:ascii="Times New Roman" w:hAnsi="Times New Roman" w:cs="Times New Roman"/>
+        </w:rPr>
+      </w:pPr>
+    </w:p>
+    <w:p>
+      <w:pPr>
+        <w:rPr>
+          <w:rFonts w:ascii="Times New Roman" w:hAnsi="Times New Roman" w:cs="Times New Roman"/>
+        </w:rPr>
+      </w:pPr>
+    </w:p>
+    <w:p>
+      <w:pPr>
+        <w:rPr>
+          <w:rFonts w:ascii="Times New Roman" w:hAnsi="Times New Roman" w:cs="Times New Roman"/>
+        </w:rPr>
+      </w:pPr>
+    </w:p>
+    <w:p>
+      <w:pPr>
+        <w:rPr>
+          <w:rFonts w:ascii="Times New Roman" w:hAnsi="Times New Roman" w:cs="Times New Roman"/>
+        </w:rPr>
+      </w:pPr>
+    </w:p>
+    <w:p>
+      <w:pPr>
+        <w:rPr>
+          <w:rFonts w:ascii="Times New Roman" w:hAnsi="Times New Roman" w:cs="Times New Roman"/>
+        </w:rPr>
+      </w:pPr>
+    </w:p>
+    <w:p>
+      <w:pPr>
+        <w:rPr>
+          <w:rFonts w:ascii="Times New Roman" w:hAnsi="Times New Roman" w:cs="Times New Roman"/>
+        </w:rPr>
+      </w:pPr>
+    </w:p>
+    <w:p>
+      <w:pPr>
+        <w:rPr>
+          <w:rFonts w:ascii="Times New Roman" w:hAnsi="Times New Roman" w:cs="Times New Roman"/>
+        </w:rPr>
+      </w:pPr>
+    </w:p>
+    <w:p>
+      <w:pPr>
+        <w:rPr>
+          <w:rFonts w:ascii="Times New Roman" w:hAnsi="Times New Roman" w:cs="Times New Roman"/>
+        </w:rPr>
+      </w:pPr>
+    </w:p>
+    <w:p>
+      <w:pPr>
+        <w:rPr>
+          <w:rFonts w:ascii="Times New Roman" w:hAnsi="Times New Roman" w:cs="Times New Roman"/>
+        </w:rPr>
+      </w:pPr>
+    </w:p>
     <w:p>
       <w:pPr>
         <w:pStyle w:val="Heading2"/>
-      </w:pPr>
-      <w:r>
-        <w:lastRenderedPageBreak/>
+        <w:rPr>
+          <w:rFonts w:ascii="Times New Roman" w:hAnsi="Times New Roman" w:cs="Times New Roman"/>
+        </w:rPr>
+      </w:pPr>
+    </w:p>
+    <w:p>
+      <w:pPr>
+        <w:pStyle w:val="Heading2"/>
+        <w:rPr>
+          <w:rFonts w:ascii="Times New Roman" w:hAnsi="Times New Roman" w:cs="Times New Roman"/>
+        </w:rPr>
+      </w:pPr>
+      <w:r>
+        <w:rPr>
+          <w:rFonts w:ascii="Times New Roman" w:hAnsi="Times New Roman" w:cs="Times New Roman"/>
+        </w:rPr>
         <w:t>V</w:t>
       </w:r>
       <w:r>
+        <w:rPr>
+          <w:rFonts w:ascii="Times New Roman" w:hAnsi="Times New Roman" w:cs="Times New Roman"/>
+        </w:rPr>
         <w:t>oltStream Deployment Steps</w:t>
       </w:r>
     </w:p>
     <w:p>
       <w:pPr>
         <w:pStyle w:val="Heading3"/>
-      </w:pPr>
-      <w:r>
+        <w:rPr>
+          <w:rFonts w:ascii="Times New Roman" w:hAnsi="Times New Roman" w:cs="Times New Roman"/>
+        </w:rPr>
+      </w:pPr>
+      <w:r>
+        <w:rPr>
+          <w:rFonts w:ascii="Times New Roman" w:hAnsi="Times New Roman" w:cs="Times New Roman"/>
+        </w:rPr>
         <w:t>Backend Deployment using Docker + Google Cloud Run</w:t>
       </w:r>
     </w:p>
@@ -4574,11 +5086,19 @@
           <w:rFonts w:ascii="Times New Roman" w:hAnsi="Times New Roman" w:cs="Times New Roman"/>
         </w:rPr>
       </w:pPr>
-      <w:r>
-        <w:rPr>
-          <w:rFonts w:ascii="Times New Roman" w:hAnsi="Times New Roman" w:cs="Times New Roman"/>
-        </w:rPr>
-        <w:t xml:space="preserve">Dockerfile </w:t>
+      <w:proofErr w:type="spellStart"/>
+      <w:r>
+        <w:rPr>
+          <w:rFonts w:ascii="Times New Roman" w:hAnsi="Times New Roman" w:cs="Times New Roman"/>
+        </w:rPr>
+        <w:t>Dockerfile</w:t>
+      </w:r>
+      <w:proofErr w:type="spellEnd"/>
+      <w:r>
+        <w:rPr>
+          <w:rFonts w:ascii="Times New Roman" w:hAnsi="Times New Roman" w:cs="Times New Roman"/>
+        </w:rPr>
+        <w:t xml:space="preserve"> </w:t>
       </w:r>
     </w:p>
     <w:p>
@@ -4604,7 +5124,21 @@
         <w:rPr>
           <w:rFonts w:ascii="Times New Roman" w:hAnsi="Times New Roman" w:cs="Times New Roman"/>
         </w:rPr>
-        <w:t>The Dockerfile is used to create a Docker image for deployment.</w:t>
+        <w:t xml:space="preserve">The </w:t>
+      </w:r>
+      <w:proofErr w:type="spellStart"/>
+      <w:r>
+        <w:rPr>
+          <w:rFonts w:ascii="Times New Roman" w:hAnsi="Times New Roman" w:cs="Times New Roman"/>
+        </w:rPr>
+        <w:t>Dockerfile</w:t>
+      </w:r>
+      <w:proofErr w:type="spellEnd"/>
+      <w:r>
+        <w:rPr>
+          <w:rFonts w:ascii="Times New Roman" w:hAnsi="Times New Roman" w:cs="Times New Roman"/>
+        </w:rPr>
+        <w:t xml:space="preserve"> is used to create a Docker image for deployment.</w:t>
       </w:r>
     </w:p>
     <w:p>
@@ -4656,12 +5190,21 @@
           <w:color w:val="4472C4" w:themeColor="accent1"/>
         </w:rPr>
       </w:pPr>
+      <w:proofErr w:type="spellStart"/>
       <w:r>
         <w:rPr>
           <w:rFonts w:ascii="Times New Roman" w:hAnsi="Times New Roman" w:cs="Times New Roman"/>
           <w:color w:val="4472C4" w:themeColor="accent1"/>
         </w:rPr>
-        <w:t>gcloud auth login</w:t>
+        <w:t>gcloud</w:t>
+      </w:r>
+      <w:proofErr w:type="spellEnd"/>
+      <w:r>
+        <w:rPr>
+          <w:rFonts w:ascii="Times New Roman" w:hAnsi="Times New Roman" w:cs="Times New Roman"/>
+          <w:color w:val="4472C4" w:themeColor="accent1"/>
+        </w:rPr>
+        <w:t xml:space="preserve"> auth login</w:t>
       </w:r>
     </w:p>
     <w:p>
@@ -4726,12 +5269,37 @@
           <w:color w:val="4472C4" w:themeColor="accent1"/>
         </w:rPr>
       </w:pPr>
+      <w:proofErr w:type="spellStart"/>
       <w:r>
         <w:rPr>
           <w:rFonts w:ascii="Times New Roman" w:hAnsi="Times New Roman" w:cs="Times New Roman"/>
           <w:color w:val="4472C4" w:themeColor="accent1"/>
         </w:rPr>
-        <w:t>gcloud config set project voltstream-yethishwar</w:t>
+        <w:t>gcloud</w:t>
+      </w:r>
+      <w:proofErr w:type="spellEnd"/>
+      <w:r>
+        <w:rPr>
+          <w:rFonts w:ascii="Times New Roman" w:hAnsi="Times New Roman" w:cs="Times New Roman"/>
+          <w:color w:val="4472C4" w:themeColor="accent1"/>
+        </w:rPr>
+        <w:t xml:space="preserve"> config set project </w:t>
+      </w:r>
+      <w:proofErr w:type="spellStart"/>
+      <w:r>
+        <w:rPr>
+          <w:rFonts w:ascii="Times New Roman" w:hAnsi="Times New Roman" w:cs="Times New Roman"/>
+          <w:color w:val="4472C4" w:themeColor="accent1"/>
+        </w:rPr>
+        <w:t>voltstream</w:t>
+      </w:r>
+      <w:proofErr w:type="spellEnd"/>
+      <w:r>
+        <w:rPr>
+          <w:rFonts w:ascii="Times New Roman" w:hAnsi="Times New Roman" w:cs="Times New Roman"/>
+          <w:color w:val="4472C4" w:themeColor="accent1"/>
+        </w:rPr>
+        <w:t>-yethishwar</w:t>
       </w:r>
     </w:p>
     <w:p>
@@ -4760,12 +5328,21 @@
           <w:color w:val="4472C4" w:themeColor="accent1"/>
         </w:rPr>
       </w:pPr>
+      <w:proofErr w:type="spellStart"/>
       <w:r>
         <w:rPr>
           <w:rFonts w:ascii="Times New Roman" w:hAnsi="Times New Roman" w:cs="Times New Roman"/>
           <w:color w:val="4472C4" w:themeColor="accent1"/>
         </w:rPr>
-        <w:t>gcloud config set project quixotic-dynamo-495704-k4</w:t>
+        <w:t>gcloud</w:t>
+      </w:r>
+      <w:proofErr w:type="spellEnd"/>
+      <w:r>
+        <w:rPr>
+          <w:rFonts w:ascii="Times New Roman" w:hAnsi="Times New Roman" w:cs="Times New Roman"/>
+          <w:color w:val="4472C4" w:themeColor="accent1"/>
+        </w:rPr>
+        <w:t xml:space="preserve"> config set project quixotic-dynamo-495704-k4</w:t>
       </w:r>
     </w:p>
     <w:p>
@@ -4843,12 +5420,21 @@
           <w:color w:val="4472C4" w:themeColor="accent1"/>
         </w:rPr>
       </w:pPr>
+      <w:proofErr w:type="spellStart"/>
       <w:r>
         <w:rPr>
           <w:rFonts w:ascii="Times New Roman" w:hAnsi="Times New Roman" w:cs="Times New Roman"/>
           <w:color w:val="4472C4" w:themeColor="accent1"/>
         </w:rPr>
-        <w:t>gcloud services enable run.googleapis.com</w:t>
+        <w:t>gcloud</w:t>
+      </w:r>
+      <w:proofErr w:type="spellEnd"/>
+      <w:r>
+        <w:rPr>
+          <w:rFonts w:ascii="Times New Roman" w:hAnsi="Times New Roman" w:cs="Times New Roman"/>
+          <w:color w:val="4472C4" w:themeColor="accent1"/>
+        </w:rPr>
+        <w:t xml:space="preserve"> services enable run.googleapis.com</w:t>
       </w:r>
     </w:p>
     <w:p>
@@ -4864,12 +5450,21 @@
           <w:color w:val="4472C4" w:themeColor="accent1"/>
         </w:rPr>
       </w:pPr>
+      <w:proofErr w:type="spellStart"/>
       <w:r>
         <w:rPr>
           <w:rFonts w:ascii="Times New Roman" w:hAnsi="Times New Roman" w:cs="Times New Roman"/>
           <w:color w:val="4472C4" w:themeColor="accent1"/>
         </w:rPr>
-        <w:t>gcloud services enable artifactregistry.googleapis.com</w:t>
+        <w:t>gcloud</w:t>
+      </w:r>
+      <w:proofErr w:type="spellEnd"/>
+      <w:r>
+        <w:rPr>
+          <w:rFonts w:ascii="Times New Roman" w:hAnsi="Times New Roman" w:cs="Times New Roman"/>
+          <w:color w:val="4472C4" w:themeColor="accent1"/>
+        </w:rPr>
+        <w:t xml:space="preserve"> services enable artifactregistry.googleapis.com</w:t>
       </w:r>
     </w:p>
     <w:p>
@@ -4885,24 +5480,34 @@
           <w:color w:val="4472C4" w:themeColor="accent1"/>
         </w:rPr>
       </w:pPr>
+      <w:proofErr w:type="spellStart"/>
       <w:r>
         <w:rPr>
           <w:rFonts w:ascii="Times New Roman" w:hAnsi="Times New Roman" w:cs="Times New Roman"/>
           <w:color w:val="4472C4" w:themeColor="accent1"/>
         </w:rPr>
-        <w:t>gcloud services enable cloudbuild.googleapis.com</w:t>
-      </w:r>
-    </w:p>
-    <w:p>
-      <w:pPr>
-        <w:rPr>
-          <w:rFonts w:ascii="Times New Roman" w:hAnsi="Times New Roman" w:cs="Times New Roman"/>
-        </w:rPr>
-      </w:pPr>
-      <w:r>
-        <w:rPr>
-          <w:rFonts w:ascii="Times New Roman" w:hAnsi="Times New Roman" w:cs="Times New Roman"/>
-        </w:rPr>
+        <w:t>gcloud</w:t>
+      </w:r>
+      <w:proofErr w:type="spellEnd"/>
+      <w:r>
+        <w:rPr>
+          <w:rFonts w:ascii="Times New Roman" w:hAnsi="Times New Roman" w:cs="Times New Roman"/>
+          <w:color w:val="4472C4" w:themeColor="accent1"/>
+        </w:rPr>
+        <w:t xml:space="preserve"> services enable cloudbuild.googleapis.com</w:t>
+      </w:r>
+    </w:p>
+    <w:p>
+      <w:pPr>
+        <w:rPr>
+          <w:rFonts w:ascii="Times New Roman" w:hAnsi="Times New Roman" w:cs="Times New Roman"/>
+        </w:rPr>
+      </w:pPr>
+      <w:r>
+        <w:rPr>
+          <w:rFonts w:ascii="Times New Roman" w:hAnsi="Times New Roman" w:cs="Times New Roman"/>
+        </w:rPr>
+        <w:lastRenderedPageBreak/>
         <w:pict w14:anchorId="558CD61B">
           <v:rect id="_x0000_i1042" style="width:0;height:1.5pt" o:hralign="center" o:hrstd="t" o:hr="t" fillcolor="#a0a0a0" stroked="f"/>
         </w:pict>
@@ -4926,7 +5531,6 @@
           <w:sz w:val="26"/>
           <w:szCs w:val="26"/>
         </w:rPr>
-        <w:lastRenderedPageBreak/>
         <w:t>Step 5 – Build Docker Image</w:t>
       </w:r>
     </w:p>
@@ -4995,8 +5599,33 @@
           <w:rFonts w:ascii="Times New Roman" w:hAnsi="Times New Roman" w:cs="Times New Roman"/>
           <w:color w:val="4472C4" w:themeColor="accent1"/>
         </w:rPr>
-        <w:t>docker build -t voltstream-yethishwar-backend .</w:t>
-      </w:r>
+        <w:t xml:space="preserve">docker build -t </w:t>
+      </w:r>
+      <w:proofErr w:type="spellStart"/>
+      <w:r>
+        <w:rPr>
+          <w:rFonts w:ascii="Times New Roman" w:hAnsi="Times New Roman" w:cs="Times New Roman"/>
+          <w:color w:val="4472C4" w:themeColor="accent1"/>
+        </w:rPr>
+        <w:t>voltstream</w:t>
+      </w:r>
+      <w:proofErr w:type="spellEnd"/>
+      <w:r>
+        <w:rPr>
+          <w:rFonts w:ascii="Times New Roman" w:hAnsi="Times New Roman" w:cs="Times New Roman"/>
+          <w:color w:val="4472C4" w:themeColor="accent1"/>
+        </w:rPr>
+        <w:t>-yethishwar-</w:t>
+      </w:r>
+      <w:proofErr w:type="gramStart"/>
+      <w:r>
+        <w:rPr>
+          <w:rFonts w:ascii="Times New Roman" w:hAnsi="Times New Roman" w:cs="Times New Roman"/>
+          <w:color w:val="4472C4" w:themeColor="accent1"/>
+        </w:rPr>
+        <w:t>backend .</w:t>
+      </w:r>
+      <w:proofErr w:type="gramEnd"/>
     </w:p>
     <w:p>
       <w:pPr>
@@ -5034,11 +5663,19 @@
           <w:rFonts w:ascii="Times New Roman" w:hAnsi="Times New Roman" w:cs="Times New Roman"/>
         </w:rPr>
       </w:pPr>
-      <w:r>
-        <w:rPr>
-          <w:rFonts w:ascii="Times New Roman" w:hAnsi="Times New Roman" w:cs="Times New Roman"/>
-        </w:rPr>
-        <w:t xml:space="preserve">voltstream-yethishwar-backend </w:t>
+      <w:proofErr w:type="spellStart"/>
+      <w:r>
+        <w:rPr>
+          <w:rFonts w:ascii="Times New Roman" w:hAnsi="Times New Roman" w:cs="Times New Roman"/>
+        </w:rPr>
+        <w:t>voltstream</w:t>
+      </w:r>
+      <w:proofErr w:type="spellEnd"/>
+      <w:r>
+        <w:rPr>
+          <w:rFonts w:ascii="Times New Roman" w:hAnsi="Times New Roman" w:cs="Times New Roman"/>
+        </w:rPr>
+        <w:t xml:space="preserve">-yethishwar-backend </w:t>
       </w:r>
     </w:p>
     <w:p>
@@ -5051,11 +5688,19 @@
           <w:rFonts w:ascii="Times New Roman" w:hAnsi="Times New Roman" w:cs="Times New Roman"/>
         </w:rPr>
       </w:pPr>
-      <w:r>
-        <w:rPr>
-          <w:rFonts w:ascii="Times New Roman" w:hAnsi="Times New Roman" w:cs="Times New Roman"/>
-        </w:rPr>
-        <w:t xml:space="preserve">voltstream-backend </w:t>
+      <w:proofErr w:type="spellStart"/>
+      <w:r>
+        <w:rPr>
+          <w:rFonts w:ascii="Times New Roman" w:hAnsi="Times New Roman" w:cs="Times New Roman"/>
+        </w:rPr>
+        <w:t>voltstream</w:t>
+      </w:r>
+      <w:proofErr w:type="spellEnd"/>
+      <w:r>
+        <w:rPr>
+          <w:rFonts w:ascii="Times New Roman" w:hAnsi="Times New Roman" w:cs="Times New Roman"/>
+        </w:rPr>
+        <w:t xml:space="preserve">-backend </w:t>
       </w:r>
     </w:p>
     <w:p>
@@ -5120,12 +5765,21 @@
           <w:color w:val="4472C4" w:themeColor="accent1"/>
         </w:rPr>
       </w:pPr>
+      <w:proofErr w:type="spellStart"/>
       <w:r>
         <w:rPr>
           <w:rFonts w:ascii="Times New Roman" w:hAnsi="Times New Roman" w:cs="Times New Roman"/>
           <w:color w:val="4472C4" w:themeColor="accent1"/>
         </w:rPr>
-        <w:t>gcloud artifacts repositories create my-repo \</w:t>
+        <w:t>gcloud</w:t>
+      </w:r>
+      <w:proofErr w:type="spellEnd"/>
+      <w:r>
+        <w:rPr>
+          <w:rFonts w:ascii="Times New Roman" w:hAnsi="Times New Roman" w:cs="Times New Roman"/>
+          <w:color w:val="4472C4" w:themeColor="accent1"/>
+        </w:rPr>
+        <w:t xml:space="preserve"> artifacts repositories create my-repo \</w:t>
       </w:r>
       <w:r>
         <w:rPr>
@@ -5170,12 +5824,37 @@
           <w:color w:val="4472C4" w:themeColor="accent1"/>
         </w:rPr>
       </w:pPr>
+      <w:proofErr w:type="spellStart"/>
       <w:r>
         <w:rPr>
           <w:rFonts w:ascii="Times New Roman" w:hAnsi="Times New Roman" w:cs="Times New Roman"/>
           <w:color w:val="4472C4" w:themeColor="accent1"/>
         </w:rPr>
-        <w:t>gcloud artifacts repositories create voltstream-repo \</w:t>
+        <w:t>gcloud</w:t>
+      </w:r>
+      <w:proofErr w:type="spellEnd"/>
+      <w:r>
+        <w:rPr>
+          <w:rFonts w:ascii="Times New Roman" w:hAnsi="Times New Roman" w:cs="Times New Roman"/>
+          <w:color w:val="4472C4" w:themeColor="accent1"/>
+        </w:rPr>
+        <w:t xml:space="preserve"> artifacts repositories create </w:t>
+      </w:r>
+      <w:proofErr w:type="spellStart"/>
+      <w:r>
+        <w:rPr>
+          <w:rFonts w:ascii="Times New Roman" w:hAnsi="Times New Roman" w:cs="Times New Roman"/>
+          <w:color w:val="4472C4" w:themeColor="accent1"/>
+        </w:rPr>
+        <w:t>voltstream</w:t>
+      </w:r>
+      <w:proofErr w:type="spellEnd"/>
+      <w:r>
+        <w:rPr>
+          <w:rFonts w:ascii="Times New Roman" w:hAnsi="Times New Roman" w:cs="Times New Roman"/>
+          <w:color w:val="4472C4" w:themeColor="accent1"/>
+        </w:rPr>
+        <w:t>-repo \</w:t>
       </w:r>
       <w:r>
         <w:rPr>
@@ -5273,8 +5952,23 @@
           <w:rFonts w:ascii="Times New Roman" w:hAnsi="Times New Roman" w:cs="Times New Roman"/>
         </w:rPr>
         <w:br/>
-        <w:t>artifactregistry.repositories.uploadArtifacts</w:t>
-      </w:r>
+      </w:r>
+      <w:proofErr w:type="spellStart"/>
+      <w:proofErr w:type="gramStart"/>
+      <w:r>
+        <w:rPr>
+          <w:rFonts w:ascii="Times New Roman" w:hAnsi="Times New Roman" w:cs="Times New Roman"/>
+        </w:rPr>
+        <w:t>artifactregistry.repositories</w:t>
+      </w:r>
+      <w:proofErr w:type="gramEnd"/>
+      <w:r>
+        <w:rPr>
+          <w:rFonts w:ascii="Times New Roman" w:hAnsi="Times New Roman" w:cs="Times New Roman"/>
+        </w:rPr>
+        <w:t>.uploadArtifacts</w:t>
+      </w:r>
+      <w:proofErr w:type="spellEnd"/>
     </w:p>
     <w:p>
       <w:pPr>
@@ -5299,6 +5993,7 @@
         <w:rPr>
           <w:rFonts w:ascii="Times New Roman" w:hAnsi="Times New Roman" w:cs="Times New Roman"/>
         </w:rPr>
+        <w:lastRenderedPageBreak/>
         <w:t>You fixed it using:</w:t>
       </w:r>
     </w:p>
@@ -5315,13 +6010,21 @@
           <w:color w:val="4472C4" w:themeColor="accent1"/>
         </w:rPr>
       </w:pPr>
+      <w:proofErr w:type="spellStart"/>
       <w:r>
         <w:rPr>
           <w:rFonts w:ascii="Times New Roman" w:hAnsi="Times New Roman" w:cs="Times New Roman"/>
           <w:color w:val="4472C4" w:themeColor="accent1"/>
         </w:rPr>
-        <w:lastRenderedPageBreak/>
-        <w:t>gcloud auth configure-docker asia-south1-docker.pkg.dev</w:t>
+        <w:t>gcloud</w:t>
+      </w:r>
+      <w:proofErr w:type="spellEnd"/>
+      <w:r>
+        <w:rPr>
+          <w:rFonts w:ascii="Times New Roman" w:hAnsi="Times New Roman" w:cs="Times New Roman"/>
+          <w:color w:val="4472C4" w:themeColor="accent1"/>
+        </w:rPr>
+        <w:t xml:space="preserve"> auth configure-docker asia-south1-docker.pkg.dev</w:t>
       </w:r>
     </w:p>
     <w:p>
@@ -5350,12 +6053,21 @@
           <w:color w:val="4472C4" w:themeColor="accent1"/>
         </w:rPr>
       </w:pPr>
+      <w:proofErr w:type="spellStart"/>
       <w:r>
         <w:rPr>
           <w:rFonts w:ascii="Times New Roman" w:hAnsi="Times New Roman" w:cs="Times New Roman"/>
           <w:color w:val="4472C4" w:themeColor="accent1"/>
         </w:rPr>
-        <w:t>gcloud auth configure-docker us-central1-docker.pkg.dev</w:t>
+        <w:t>gcloud</w:t>
+      </w:r>
+      <w:proofErr w:type="spellEnd"/>
+      <w:r>
+        <w:rPr>
+          <w:rFonts w:ascii="Times New Roman" w:hAnsi="Times New Roman" w:cs="Times New Roman"/>
+          <w:color w:val="4472C4" w:themeColor="accent1"/>
+        </w:rPr>
+        <w:t xml:space="preserve"> auth configure-docker us-central1-docker.pkg.dev</w:t>
       </w:r>
     </w:p>
     <w:p>
@@ -5464,7 +6176,23 @@
           <w:rFonts w:ascii="Times New Roman" w:hAnsi="Times New Roman" w:cs="Times New Roman"/>
           <w:color w:val="4472C4" w:themeColor="accent1"/>
         </w:rPr>
-        <w:t>docker tag voltstream-yethishwar-backend us-central1-docker.pkg.dev/voltstream-yethishwar/my-repo/voltstream-yethishwar-backend</w:t>
+        <w:t xml:space="preserve">docker tag </w:t>
+      </w:r>
+      <w:proofErr w:type="spellStart"/>
+      <w:r>
+        <w:rPr>
+          <w:rFonts w:ascii="Times New Roman" w:hAnsi="Times New Roman" w:cs="Times New Roman"/>
+          <w:color w:val="4472C4" w:themeColor="accent1"/>
+        </w:rPr>
+        <w:t>voltstream</w:t>
+      </w:r>
+      <w:proofErr w:type="spellEnd"/>
+      <w:r>
+        <w:rPr>
+          <w:rFonts w:ascii="Times New Roman" w:hAnsi="Times New Roman" w:cs="Times New Roman"/>
+          <w:color w:val="4472C4" w:themeColor="accent1"/>
+        </w:rPr>
+        <w:t>-yethishwar-backend us-central1-docker.pkg.dev/voltstream-yethishwar/my-repo/voltstream-yethishwar-backend</w:t>
       </w:r>
     </w:p>
     <w:p>
@@ -5498,7 +6226,23 @@
           <w:rFonts w:ascii="Times New Roman" w:hAnsi="Times New Roman" w:cs="Times New Roman"/>
           <w:color w:val="4472C4" w:themeColor="accent1"/>
         </w:rPr>
-        <w:t>docker tag voltstream-backend asia-south1-docker.pkg.dev/quixotic-dynamo-495704-k4/voltstream-repo/voltstream-backend</w:t>
+        <w:t xml:space="preserve">docker tag </w:t>
+      </w:r>
+      <w:proofErr w:type="spellStart"/>
+      <w:r>
+        <w:rPr>
+          <w:rFonts w:ascii="Times New Roman" w:hAnsi="Times New Roman" w:cs="Times New Roman"/>
+          <w:color w:val="4472C4" w:themeColor="accent1"/>
+        </w:rPr>
+        <w:t>voltstream</w:t>
+      </w:r>
+      <w:proofErr w:type="spellEnd"/>
+      <w:r>
+        <w:rPr>
+          <w:rFonts w:ascii="Times New Roman" w:hAnsi="Times New Roman" w:cs="Times New Roman"/>
+          <w:color w:val="4472C4" w:themeColor="accent1"/>
+        </w:rPr>
+        <w:t>-backend asia-south1-docker.pkg.dev/quixotic-dynamo-495704-k4/voltstream-repo/voltstream-backend</w:t>
       </w:r>
     </w:p>
     <w:p>
@@ -5615,6 +6359,7 @@
           <w:rFonts w:ascii="Times New Roman" w:hAnsi="Times New Roman" w:cs="Times New Roman"/>
           <w:color w:val="4472C4" w:themeColor="accent1"/>
         </w:rPr>
+        <w:lastRenderedPageBreak/>
         <w:t>docker push asia-south1-docker.pkg.dev/quixotic-dynamo-495704-k4/voltstream-repo/voltstream-backend</w:t>
       </w:r>
     </w:p>
@@ -5628,7 +6373,6 @@
         <w:rPr>
           <w:rFonts w:ascii="Times New Roman" w:hAnsi="Times New Roman" w:cs="Times New Roman"/>
         </w:rPr>
-        <w:lastRenderedPageBreak/>
         <w:t>You successfully pushed Docker images to Artifact Registry.</w:t>
       </w:r>
     </w:p>
@@ -5758,12 +6502,37 @@
           <w:color w:val="4472C4" w:themeColor="accent1"/>
         </w:rPr>
       </w:pPr>
+      <w:proofErr w:type="spellStart"/>
       <w:r>
         <w:rPr>
           <w:rFonts w:ascii="Times New Roman" w:hAnsi="Times New Roman" w:cs="Times New Roman"/>
           <w:color w:val="4472C4" w:themeColor="accent1"/>
         </w:rPr>
-        <w:t>gcloud run deploy voltstream-yethishwar-backend \</w:t>
+        <w:t>gcloud</w:t>
+      </w:r>
+      <w:proofErr w:type="spellEnd"/>
+      <w:r>
+        <w:rPr>
+          <w:rFonts w:ascii="Times New Roman" w:hAnsi="Times New Roman" w:cs="Times New Roman"/>
+          <w:color w:val="4472C4" w:themeColor="accent1"/>
+        </w:rPr>
+        <w:t xml:space="preserve"> run deploy </w:t>
+      </w:r>
+      <w:proofErr w:type="spellStart"/>
+      <w:r>
+        <w:rPr>
+          <w:rFonts w:ascii="Times New Roman" w:hAnsi="Times New Roman" w:cs="Times New Roman"/>
+          <w:color w:val="4472C4" w:themeColor="accent1"/>
+        </w:rPr>
+        <w:t>voltstream</w:t>
+      </w:r>
+      <w:proofErr w:type="spellEnd"/>
+      <w:r>
+        <w:rPr>
+          <w:rFonts w:ascii="Times New Roman" w:hAnsi="Times New Roman" w:cs="Times New Roman"/>
+          <w:color w:val="4472C4" w:themeColor="accent1"/>
+        </w:rPr>
+        <w:t>-yethishwar-backend \</w:t>
       </w:r>
       <w:r>
         <w:rPr>
@@ -5824,12 +6593,37 @@
           <w:color w:val="4472C4" w:themeColor="accent1"/>
         </w:rPr>
       </w:pPr>
+      <w:proofErr w:type="spellStart"/>
       <w:r>
         <w:rPr>
           <w:rFonts w:ascii="Times New Roman" w:hAnsi="Times New Roman" w:cs="Times New Roman"/>
           <w:color w:val="4472C4" w:themeColor="accent1"/>
         </w:rPr>
-        <w:t>gcloud run deploy voltstream-backend \</w:t>
+        <w:t>gcloud</w:t>
+      </w:r>
+      <w:proofErr w:type="spellEnd"/>
+      <w:r>
+        <w:rPr>
+          <w:rFonts w:ascii="Times New Roman" w:hAnsi="Times New Roman" w:cs="Times New Roman"/>
+          <w:color w:val="4472C4" w:themeColor="accent1"/>
+        </w:rPr>
+        <w:t xml:space="preserve"> run deploy </w:t>
+      </w:r>
+      <w:proofErr w:type="spellStart"/>
+      <w:r>
+        <w:rPr>
+          <w:rFonts w:ascii="Times New Roman" w:hAnsi="Times New Roman" w:cs="Times New Roman"/>
+          <w:color w:val="4472C4" w:themeColor="accent1"/>
+        </w:rPr>
+        <w:t>voltstream</w:t>
+      </w:r>
+      <w:proofErr w:type="spellEnd"/>
+      <w:r>
+        <w:rPr>
+          <w:rFonts w:ascii="Times New Roman" w:hAnsi="Times New Roman" w:cs="Times New Roman"/>
+          <w:color w:val="4472C4" w:themeColor="accent1"/>
+        </w:rPr>
+        <w:t>-backend \</w:t>
       </w:r>
       <w:r>
         <w:rPr>
@@ -5887,6 +6681,7 @@
         <w:rPr>
           <w:rFonts w:ascii="Times New Roman" w:hAnsi="Times New Roman" w:cs="Times New Roman"/>
         </w:rPr>
+        <w:lastRenderedPageBreak/>
         <w:t>Generated service URL:</w:t>
       </w:r>
     </w:p>
@@ -6006,7 +6801,21 @@
         <w:rPr>
           <w:rFonts w:ascii="Times New Roman" w:hAnsi="Times New Roman" w:cs="Times New Roman"/>
         </w:rPr>
-        <w:t>You also tested backend locally using Uvicorn.</w:t>
+        <w:t xml:space="preserve">You also tested backend locally using </w:t>
+      </w:r>
+      <w:proofErr w:type="spellStart"/>
+      <w:r>
+        <w:rPr>
+          <w:rFonts w:ascii="Times New Roman" w:hAnsi="Times New Roman" w:cs="Times New Roman"/>
+        </w:rPr>
+        <w:t>Uvicorn</w:t>
+      </w:r>
+      <w:proofErr w:type="spellEnd"/>
+      <w:r>
+        <w:rPr>
+          <w:rFonts w:ascii="Times New Roman" w:hAnsi="Times New Roman" w:cs="Times New Roman"/>
+        </w:rPr>
+        <w:t>.</w:t>
       </w:r>
     </w:p>
     <w:p>
@@ -6040,7 +6849,39 @@
           <w:rFonts w:ascii="Times New Roman" w:hAnsi="Times New Roman" w:cs="Times New Roman"/>
           <w:color w:val="4472C4" w:themeColor="accent1"/>
         </w:rPr>
-        <w:t xml:space="preserve">python -m uvicorn main:app </w:t>
+        <w:t xml:space="preserve">python -m </w:t>
+      </w:r>
+      <w:proofErr w:type="spellStart"/>
+      <w:r>
+        <w:rPr>
+          <w:rFonts w:ascii="Times New Roman" w:hAnsi="Times New Roman" w:cs="Times New Roman"/>
+          <w:color w:val="4472C4" w:themeColor="accent1"/>
+        </w:rPr>
+        <w:t>uvicorn</w:t>
+      </w:r>
+      <w:proofErr w:type="spellEnd"/>
+      <w:r>
+        <w:rPr>
+          <w:rFonts w:ascii="Times New Roman" w:hAnsi="Times New Roman" w:cs="Times New Roman"/>
+          <w:color w:val="4472C4" w:themeColor="accent1"/>
+        </w:rPr>
+        <w:t xml:space="preserve"> </w:t>
+      </w:r>
+      <w:proofErr w:type="spellStart"/>
+      <w:r>
+        <w:rPr>
+          <w:rFonts w:ascii="Times New Roman" w:hAnsi="Times New Roman" w:cs="Times New Roman"/>
+          <w:color w:val="4472C4" w:themeColor="accent1"/>
+        </w:rPr>
+        <w:t>main:app</w:t>
+      </w:r>
+      <w:proofErr w:type="spellEnd"/>
+      <w:r>
+        <w:rPr>
+          <w:rFonts w:ascii="Times New Roman" w:hAnsi="Times New Roman" w:cs="Times New Roman"/>
+          <w:color w:val="4472C4" w:themeColor="accent1"/>
+        </w:rPr>
+        <w:t xml:space="preserve"> </w:t>
       </w:r>
       <w:r>
         <w:rPr>
@@ -6192,11 +7033,53 @@
         </w:rPr>
       </w:pPr>
     </w:p>
+    <w:p>
+      <w:pPr>
+        <w:rPr>
+          <w:rFonts w:ascii="Times New Roman" w:hAnsi="Times New Roman" w:cs="Times New Roman"/>
+        </w:rPr>
+      </w:pPr>
+    </w:p>
+    <w:p>
+      <w:pPr>
+        <w:rPr>
+          <w:rFonts w:ascii="Times New Roman" w:hAnsi="Times New Roman" w:cs="Times New Roman"/>
+        </w:rPr>
+      </w:pPr>
+    </w:p>
+    <w:p>
+      <w:pPr>
+        <w:rPr>
+          <w:rFonts w:ascii="Times New Roman" w:hAnsi="Times New Roman" w:cs="Times New Roman"/>
+        </w:rPr>
+      </w:pPr>
+    </w:p>
+    <w:p>
+      <w:pPr>
+        <w:rPr>
+          <w:rFonts w:ascii="Times New Roman" w:hAnsi="Times New Roman" w:cs="Times New Roman"/>
+        </w:rPr>
+      </w:pPr>
+    </w:p>
+    <w:p>
+      <w:pPr>
+        <w:rPr>
+          <w:rFonts w:ascii="Times New Roman" w:hAnsi="Times New Roman" w:cs="Times New Roman"/>
+        </w:rPr>
+      </w:pPr>
+    </w:p>
+    <w:p>
+      <w:pPr>
+        <w:pStyle w:val="Heading2"/>
+        <w:rPr>
+          <w:rFonts w:ascii="Times New Roman" w:hAnsi="Times New Roman" w:cs="Times New Roman"/>
+        </w:rPr>
+      </w:pPr>
+    </w:p>
     <w:p/>
     <w:p/>
     <w:p/>
     <w:p/>
-    <w:p/>
     <w:p>
       <w:pPr>
         <w:pStyle w:val="Heading2"/>
@@ -6208,14 +7091,21 @@
         <w:rPr>
           <w:rFonts w:ascii="Times New Roman" w:hAnsi="Times New Roman" w:cs="Times New Roman"/>
         </w:rPr>
+        <w:lastRenderedPageBreak/>
         <w:t>Frontend Deployment using React + Firebase</w:t>
       </w:r>
     </w:p>
     <w:p>
       <w:pPr>
         <w:pStyle w:val="Heading3"/>
-      </w:pPr>
-      <w:r>
+        <w:rPr>
+          <w:rFonts w:ascii="Times New Roman" w:hAnsi="Times New Roman" w:cs="Times New Roman"/>
+        </w:rPr>
+      </w:pPr>
+      <w:r>
+        <w:rPr>
+          <w:rFonts w:ascii="Times New Roman" w:hAnsi="Times New Roman" w:cs="Times New Roman"/>
+        </w:rPr>
         <w:t>Step 1 – Run Frontend Locally</w:t>
       </w:r>
     </w:p>
@@ -6279,12 +7169,21 @@
           <w:color w:val="4472C4" w:themeColor="accent1"/>
         </w:rPr>
       </w:pPr>
+      <w:proofErr w:type="spellStart"/>
       <w:r>
         <w:rPr>
           <w:rFonts w:ascii="Times New Roman" w:hAnsi="Times New Roman" w:cs="Times New Roman"/>
           <w:color w:val="4472C4" w:themeColor="accent1"/>
         </w:rPr>
-        <w:t>npm start</w:t>
+        <w:t>npm</w:t>
+      </w:r>
+      <w:proofErr w:type="spellEnd"/>
+      <w:r>
+        <w:rPr>
+          <w:rFonts w:ascii="Times New Roman" w:hAnsi="Times New Roman" w:cs="Times New Roman"/>
+          <w:color w:val="4472C4" w:themeColor="accent1"/>
+        </w:rPr>
+        <w:t xml:space="preserve"> start</w:t>
       </w:r>
     </w:p>
     <w:p>
@@ -6332,7 +7231,6 @@
         <w:rPr>
           <w:rFonts w:ascii="Times New Roman" w:hAnsi="Times New Roman" w:cs="Times New Roman"/>
         </w:rPr>
-        <w:lastRenderedPageBreak/>
         <w:t>This was used to test and fix frontend issues before deployment.</w:t>
       </w:r>
     </w:p>
@@ -6398,12 +7296,21 @@
           <w:color w:val="4472C4" w:themeColor="accent1"/>
         </w:rPr>
       </w:pPr>
+      <w:proofErr w:type="spellStart"/>
       <w:r>
         <w:rPr>
           <w:rFonts w:ascii="Times New Roman" w:hAnsi="Times New Roman" w:cs="Times New Roman"/>
           <w:color w:val="4472C4" w:themeColor="accent1"/>
         </w:rPr>
-        <w:t>npm install -g firebase-tools</w:t>
+        <w:t>npm</w:t>
+      </w:r>
+      <w:proofErr w:type="spellEnd"/>
+      <w:r>
+        <w:rPr>
+          <w:rFonts w:ascii="Times New Roman" w:hAnsi="Times New Roman" w:cs="Times New Roman"/>
+          <w:color w:val="4472C4" w:themeColor="accent1"/>
+        </w:rPr>
+        <w:t xml:space="preserve"> install -g firebase-tools</w:t>
       </w:r>
     </w:p>
     <w:p>
@@ -6543,8 +7450,17 @@
           <w:rFonts w:ascii="Times New Roman" w:hAnsi="Times New Roman" w:cs="Times New Roman"/>
           <w:color w:val="4472C4" w:themeColor="accent1"/>
         </w:rPr>
-        <w:t>firebase init</w:t>
-      </w:r>
+        <w:t xml:space="preserve">firebase </w:t>
+      </w:r>
+      <w:proofErr w:type="spellStart"/>
+      <w:r>
+        <w:rPr>
+          <w:rFonts w:ascii="Times New Roman" w:hAnsi="Times New Roman" w:cs="Times New Roman"/>
+          <w:color w:val="4472C4" w:themeColor="accent1"/>
+        </w:rPr>
+        <w:t>init</w:t>
+      </w:r>
+      <w:proofErr w:type="spellEnd"/>
     </w:p>
     <w:p>
       <w:pPr>
@@ -6656,6 +7572,7 @@
         <w:rPr>
           <w:rFonts w:ascii="Times New Roman" w:hAnsi="Times New Roman" w:cs="Times New Roman"/>
         </w:rPr>
+        <w:lastRenderedPageBreak/>
         <w:t>While running Firebase initialization:</w:t>
       </w:r>
     </w:p>
@@ -6772,25 +7689,33 @@
           <w:color w:val="4472C4" w:themeColor="accent1"/>
         </w:rPr>
       </w:pPr>
+      <w:proofErr w:type="spellStart"/>
       <w:r>
         <w:rPr>
           <w:rFonts w:ascii="Times New Roman" w:hAnsi="Times New Roman" w:cs="Times New Roman"/>
           <w:color w:val="4472C4" w:themeColor="accent1"/>
         </w:rPr>
-        <w:t>npm run build</w:t>
-      </w:r>
-    </w:p>
-    <w:p>
-      <w:pPr>
-        <w:rPr>
-          <w:rFonts w:ascii="Times New Roman" w:hAnsi="Times New Roman" w:cs="Times New Roman"/>
-        </w:rPr>
-      </w:pPr>
-      <w:r>
-        <w:rPr>
-          <w:rFonts w:ascii="Times New Roman" w:hAnsi="Times New Roman" w:cs="Times New Roman"/>
-        </w:rPr>
-        <w:lastRenderedPageBreak/>
+        <w:t>npm</w:t>
+      </w:r>
+      <w:proofErr w:type="spellEnd"/>
+      <w:r>
+        <w:rPr>
+          <w:rFonts w:ascii="Times New Roman" w:hAnsi="Times New Roman" w:cs="Times New Roman"/>
+          <w:color w:val="4472C4" w:themeColor="accent1"/>
+        </w:rPr>
+        <w:t xml:space="preserve"> run build</w:t>
+      </w:r>
+    </w:p>
+    <w:p>
+      <w:pPr>
+        <w:rPr>
+          <w:rFonts w:ascii="Times New Roman" w:hAnsi="Times New Roman" w:cs="Times New Roman"/>
+        </w:rPr>
+      </w:pPr>
+      <w:r>
+        <w:rPr>
+          <w:rFonts w:ascii="Times New Roman" w:hAnsi="Times New Roman" w:cs="Times New Roman"/>
+        </w:rPr>
         <w:t>This creates optimized production files inside:</w:t>
       </w:r>
     </w:p>
@@ -6938,8 +7863,17 @@
           <w:rFonts w:ascii="Times New Roman" w:hAnsi="Times New Roman" w:cs="Times New Roman"/>
           <w:color w:val="4472C4" w:themeColor="accent1"/>
         </w:rPr>
-        <w:t>firebase deploy</w:t>
-      </w:r>
+        <w:t xml:space="preserve">firebase </w:t>
+      </w:r>
+      <w:proofErr w:type="gramStart"/>
+      <w:r>
+        <w:rPr>
+          <w:rFonts w:ascii="Times New Roman" w:hAnsi="Times New Roman" w:cs="Times New Roman"/>
+          <w:color w:val="4472C4" w:themeColor="accent1"/>
+        </w:rPr>
+        <w:t>deploy</w:t>
+      </w:r>
+      <w:proofErr w:type="gramEnd"/>
     </w:p>
     <w:p>
       <w:pPr>
@@ -7072,7 +8006,21 @@
         <w:rPr>
           <w:rFonts w:ascii="Times New Roman" w:hAnsi="Times New Roman" w:cs="Times New Roman"/>
         </w:rPr>
-        <w:t xml:space="preserve">Create Dockerfile and requirements </w:t>
+        <w:t xml:space="preserve">Create </w:t>
+      </w:r>
+      <w:proofErr w:type="spellStart"/>
+      <w:r>
+        <w:rPr>
+          <w:rFonts w:ascii="Times New Roman" w:hAnsi="Times New Roman" w:cs="Times New Roman"/>
+        </w:rPr>
+        <w:t>Dockerfile</w:t>
+      </w:r>
+      <w:proofErr w:type="spellEnd"/>
+      <w:r>
+        <w:rPr>
+          <w:rFonts w:ascii="Times New Roman" w:hAnsi="Times New Roman" w:cs="Times New Roman"/>
+        </w:rPr>
+        <w:t xml:space="preserve"> and requirements </w:t>
       </w:r>
     </w:p>
     <w:p>
@@ -7140,6 +8088,7 @@
         <w:rPr>
           <w:rFonts w:ascii="Times New Roman" w:hAnsi="Times New Roman" w:cs="Times New Roman"/>
         </w:rPr>
+        <w:lastRenderedPageBreak/>
         <w:t xml:space="preserve">Deploy backend using Cloud Run </w:t>
       </w:r>
     </w:p>
@@ -7277,9 +8226,14 @@
     <w:p>
       <w:pPr>
         <w:pStyle w:val="Heading2"/>
-      </w:pPr>
-      <w:r>
-        <w:lastRenderedPageBreak/>
+        <w:rPr>
+          <w:rFonts w:ascii="Times New Roman" w:hAnsi="Times New Roman" w:cs="Times New Roman"/>
+        </w:rPr>
+      </w:pPr>
+      <w:r>
+        <w:rPr>
+          <w:rFonts w:ascii="Times New Roman" w:hAnsi="Times New Roman" w:cs="Times New Roman"/>
+        </w:rPr>
         <w:t>Hosting URL’s</w:t>
       </w:r>
     </w:p>
@@ -7320,6 +8274,7 @@
       <w:r>
         <w:rPr>
           <w:rStyle w:val="Hyperlink"/>
+          <w:rFonts w:ascii="Times New Roman" w:hAnsi="Times New Roman" w:cs="Times New Roman"/>
         </w:rPr>
         <w:t>https://yethishwar-voltstream.web.app/</w:t>
       </w:r>
@@ -7357,23 +8312,29 @@
     <w:p>
       <w:pPr>
         <w:pStyle w:val="Heading2"/>
-      </w:pPr>
-      <w:r>
-        <w:t>T</w:t>
-      </w:r>
-      <w:r>
-        <w:t>ravel Journal Application</w:t>
+        <w:rPr>
+          <w:rFonts w:ascii="Times New Roman" w:hAnsi="Times New Roman" w:cs="Times New Roman"/>
+        </w:rPr>
+      </w:pPr>
+      <w:r>
+        <w:rPr>
+          <w:rFonts w:ascii="Times New Roman" w:hAnsi="Times New Roman" w:cs="Times New Roman"/>
+        </w:rPr>
+        <w:t>Travel Journal Application</w:t>
       </w:r>
     </w:p>
     <w:p>
       <w:pPr>
         <w:pStyle w:val="Heading3"/>
-      </w:pPr>
-      <w:r>
-        <w:t>Project</w:t>
-      </w:r>
-      <w:r>
-        <w:t xml:space="preserve"> Overview</w:t>
+        <w:rPr>
+          <w:rFonts w:ascii="Times New Roman" w:hAnsi="Times New Roman" w:cs="Times New Roman"/>
+        </w:rPr>
+      </w:pPr>
+      <w:r>
+        <w:rPr>
+          <w:rFonts w:ascii="Times New Roman" w:hAnsi="Times New Roman" w:cs="Times New Roman"/>
+        </w:rPr>
+        <w:t>Project Overview</w:t>
       </w:r>
     </w:p>
     <w:p>
@@ -7389,7 +8350,21 @@
         <w:rPr>
           <w:rFonts w:ascii="Times New Roman" w:hAnsi="Times New Roman" w:cs="Times New Roman"/>
         </w:rPr>
-        <w:t>The Travel Journal Application is a full-stack web application developed to help users document, organize, and manage their travel experiences digitally. The application allows users to create travel journals, upload trip photos, track expenses, maintain wishlists for future destinations, and store important travel memories in a structured manner.</w:t>
+        <w:t xml:space="preserve">The Travel Journal Application is a full-stack web application developed to help users document, organize, and manage their travel experiences digitally. The application allows users to create travel journals, upload trip photos, track expenses, maintain </w:t>
+      </w:r>
+      <w:proofErr w:type="spellStart"/>
+      <w:r>
+        <w:rPr>
+          <w:rFonts w:ascii="Times New Roman" w:hAnsi="Times New Roman" w:cs="Times New Roman"/>
+        </w:rPr>
+        <w:t>wishlists</w:t>
+      </w:r>
+      <w:proofErr w:type="spellEnd"/>
+      <w:r>
+        <w:rPr>
+          <w:rFonts w:ascii="Times New Roman" w:hAnsi="Times New Roman" w:cs="Times New Roman"/>
+        </w:rPr>
+        <w:t xml:space="preserve"> for future destinations, and store important travel memories in a structured manner.</w:t>
       </w:r>
     </w:p>
     <w:p>
@@ -7405,7 +8380,21 @@
         <w:rPr>
           <w:rFonts w:ascii="Times New Roman" w:hAnsi="Times New Roman" w:cs="Times New Roman"/>
         </w:rPr>
-        <w:t>The project is developed using a modern technology stack consisting of React.js for the frontend, FastAPI for the backend, and MongoDB as the database. The application follows a REST API architecture and supports CRUD operations for managing travel data efficiently.</w:t>
+        <w:t xml:space="preserve">The project is developed using a modern technology stack consisting of React.js for the frontend, </w:t>
+      </w:r>
+      <w:proofErr w:type="spellStart"/>
+      <w:r>
+        <w:rPr>
+          <w:rFonts w:ascii="Times New Roman" w:hAnsi="Times New Roman" w:cs="Times New Roman"/>
+        </w:rPr>
+        <w:t>FastAPI</w:t>
+      </w:r>
+      <w:proofErr w:type="spellEnd"/>
+      <w:r>
+        <w:rPr>
+          <w:rFonts w:ascii="Times New Roman" w:hAnsi="Times New Roman" w:cs="Times New Roman"/>
+        </w:rPr>
+        <w:t xml:space="preserve"> for the backend, and MongoDB as the database. The application follows a REST API architecture and supports CRUD operations for managing travel data efficiently.</w:t>
       </w:r>
     </w:p>
     <w:p>
@@ -7525,7 +8514,21 @@
         <w:rPr>
           <w:rFonts w:ascii="Times New Roman" w:hAnsi="Times New Roman" w:cs="Times New Roman"/>
         </w:rPr>
-        <w:t>Add favorite moments and visited places</w:t>
+        <w:t xml:space="preserve">Add </w:t>
+      </w:r>
+      <w:proofErr w:type="spellStart"/>
+      <w:r>
+        <w:rPr>
+          <w:rFonts w:ascii="Times New Roman" w:hAnsi="Times New Roman" w:cs="Times New Roman"/>
+        </w:rPr>
+        <w:t>favorite</w:t>
+      </w:r>
+      <w:proofErr w:type="spellEnd"/>
+      <w:r>
+        <w:rPr>
+          <w:rFonts w:ascii="Times New Roman" w:hAnsi="Times New Roman" w:cs="Times New Roman"/>
+        </w:rPr>
+        <w:t xml:space="preserve"> moments and visited places</w:t>
       </w:r>
     </w:p>
     <w:p>
@@ -7545,7 +8548,21 @@
         <w:rPr>
           <w:rFonts w:ascii="Times New Roman" w:hAnsi="Times New Roman" w:cs="Times New Roman"/>
         </w:rPr>
-        <w:t>Maintain a wishlist for future travel destinations</w:t>
+        <w:t xml:space="preserve">Maintain a </w:t>
+      </w:r>
+      <w:proofErr w:type="spellStart"/>
+      <w:r>
+        <w:rPr>
+          <w:rFonts w:ascii="Times New Roman" w:hAnsi="Times New Roman" w:cs="Times New Roman"/>
+        </w:rPr>
+        <w:t>wishlist</w:t>
+      </w:r>
+      <w:proofErr w:type="spellEnd"/>
+      <w:r>
+        <w:rPr>
+          <w:rFonts w:ascii="Times New Roman" w:hAnsi="Times New Roman" w:cs="Times New Roman"/>
+        </w:rPr>
+        <w:t xml:space="preserve"> for future travel destinations</w:t>
       </w:r>
     </w:p>
     <w:p>
@@ -7605,14 +8622,21 @@
         <w:rPr>
           <w:rFonts w:ascii="Times New Roman" w:hAnsi="Times New Roman" w:cs="Times New Roman"/>
         </w:rPr>
+        <w:lastRenderedPageBreak/>
         <w:t>Backend API integration with MongoDB</w:t>
       </w:r>
     </w:p>
     <w:p>
       <w:pPr>
         <w:pStyle w:val="Heading3"/>
-      </w:pPr>
-      <w:r>
+        <w:rPr>
+          <w:rFonts w:ascii="Times New Roman" w:hAnsi="Times New Roman" w:cs="Times New Roman"/>
+        </w:rPr>
+      </w:pPr>
+      <w:r>
+        <w:rPr>
+          <w:rFonts w:ascii="Times New Roman" w:hAnsi="Times New Roman" w:cs="Times New Roman"/>
+        </w:rPr>
         <w:t>Frontend</w:t>
       </w:r>
     </w:p>
@@ -7635,8 +8659,14 @@
     <w:p>
       <w:pPr>
         <w:pStyle w:val="Heading3"/>
-      </w:pPr>
-      <w:r>
+        <w:rPr>
+          <w:rFonts w:ascii="Times New Roman" w:hAnsi="Times New Roman" w:cs="Times New Roman"/>
+        </w:rPr>
+      </w:pPr>
+      <w:r>
+        <w:rPr>
+          <w:rFonts w:ascii="Times New Roman" w:hAnsi="Times New Roman" w:cs="Times New Roman"/>
+        </w:rPr>
         <w:t>Backend</w:t>
       </w:r>
     </w:p>
@@ -7653,14 +8683,48 @@
         <w:rPr>
           <w:rFonts w:ascii="Times New Roman" w:hAnsi="Times New Roman" w:cs="Times New Roman"/>
         </w:rPr>
-        <w:t>The backend is developed using FastAPI, which provides high-performance asynchronous API handling. The backend manages journal entries, wishlist data, image uploads, and database communication.</w:t>
+        <w:t xml:space="preserve">The backend is developed using </w:t>
+      </w:r>
+      <w:proofErr w:type="spellStart"/>
+      <w:r>
+        <w:rPr>
+          <w:rFonts w:ascii="Times New Roman" w:hAnsi="Times New Roman" w:cs="Times New Roman"/>
+        </w:rPr>
+        <w:t>FastAPI</w:t>
+      </w:r>
+      <w:proofErr w:type="spellEnd"/>
+      <w:r>
+        <w:rPr>
+          <w:rFonts w:ascii="Times New Roman" w:hAnsi="Times New Roman" w:cs="Times New Roman"/>
+        </w:rPr>
+        <w:t xml:space="preserve">, which provides high-performance asynchronous API handling. The backend manages journal entries, </w:t>
+      </w:r>
+      <w:proofErr w:type="spellStart"/>
+      <w:r>
+        <w:rPr>
+          <w:rFonts w:ascii="Times New Roman" w:hAnsi="Times New Roman" w:cs="Times New Roman"/>
+        </w:rPr>
+        <w:t>wishlist</w:t>
+      </w:r>
+      <w:proofErr w:type="spellEnd"/>
+      <w:r>
+        <w:rPr>
+          <w:rFonts w:ascii="Times New Roman" w:hAnsi="Times New Roman" w:cs="Times New Roman"/>
+        </w:rPr>
+        <w:t xml:space="preserve"> data, image uploads, and database communication.</w:t>
       </w:r>
     </w:p>
     <w:p>
       <w:pPr>
         <w:pStyle w:val="Heading3"/>
-      </w:pPr>
-      <w:r>
+        <w:rPr>
+          <w:rFonts w:ascii="Times New Roman" w:hAnsi="Times New Roman" w:cs="Times New Roman"/>
+        </w:rPr>
+      </w:pPr>
+      <w:r>
+        <w:rPr>
+          <w:rFonts w:ascii="Times New Roman" w:hAnsi="Times New Roman" w:cs="Times New Roman"/>
+        </w:rPr>
         <w:t>Database</w:t>
       </w:r>
     </w:p>
@@ -7697,7 +8761,6 @@
         <w:rPr>
           <w:rFonts w:ascii="Times New Roman" w:hAnsi="Times New Roman" w:cs="Times New Roman"/>
         </w:rPr>
-        <w:lastRenderedPageBreak/>
         <w:t>Journal entries</w:t>
       </w:r>
     </w:p>
@@ -7774,14 +8837,48 @@
         <w:rPr>
           <w:rFonts w:ascii="Times New Roman" w:hAnsi="Times New Roman" w:cs="Times New Roman"/>
         </w:rPr>
-        <w:t>Motor AsyncIO driver is used for asynchronous communication between FastAPI and MongoDB.</w:t>
+        <w:t xml:space="preserve">Motor </w:t>
+      </w:r>
+      <w:proofErr w:type="spellStart"/>
+      <w:r>
+        <w:rPr>
+          <w:rFonts w:ascii="Times New Roman" w:hAnsi="Times New Roman" w:cs="Times New Roman"/>
+        </w:rPr>
+        <w:t>AsyncIO</w:t>
+      </w:r>
+      <w:proofErr w:type="spellEnd"/>
+      <w:r>
+        <w:rPr>
+          <w:rFonts w:ascii="Times New Roman" w:hAnsi="Times New Roman" w:cs="Times New Roman"/>
+        </w:rPr>
+        <w:t xml:space="preserve"> driver is used for asynchronous communication between </w:t>
+      </w:r>
+      <w:proofErr w:type="spellStart"/>
+      <w:r>
+        <w:rPr>
+          <w:rFonts w:ascii="Times New Roman" w:hAnsi="Times New Roman" w:cs="Times New Roman"/>
+        </w:rPr>
+        <w:t>FastAPI</w:t>
+      </w:r>
+      <w:proofErr w:type="spellEnd"/>
+      <w:r>
+        <w:rPr>
+          <w:rFonts w:ascii="Times New Roman" w:hAnsi="Times New Roman" w:cs="Times New Roman"/>
+        </w:rPr>
+        <w:t xml:space="preserve"> and MongoDB.</w:t>
       </w:r>
     </w:p>
     <w:p>
       <w:pPr>
         <w:pStyle w:val="Heading2"/>
-      </w:pPr>
-      <w:r>
+        <w:rPr>
+          <w:rFonts w:ascii="Times New Roman" w:hAnsi="Times New Roman" w:cs="Times New Roman"/>
+        </w:rPr>
+      </w:pPr>
+      <w:r>
+        <w:rPr>
+          <w:rFonts w:ascii="Times New Roman" w:hAnsi="Times New Roman" w:cs="Times New Roman"/>
+        </w:rPr>
         <w:t>Image Upload System</w:t>
       </w:r>
     </w:p>
@@ -7798,14 +8895,34 @@
         <w:rPr>
           <w:rFonts w:ascii="Times New Roman" w:hAnsi="Times New Roman" w:cs="Times New Roman"/>
         </w:rPr>
-        <w:t>The application supports image uploads using FastAPI file handling features. Uploaded images are stored in a local uploads directory and served as static files.</w:t>
+        <w:t xml:space="preserve">The application supports image uploads using </w:t>
+      </w:r>
+      <w:proofErr w:type="spellStart"/>
+      <w:r>
+        <w:rPr>
+          <w:rFonts w:ascii="Times New Roman" w:hAnsi="Times New Roman" w:cs="Times New Roman"/>
+        </w:rPr>
+        <w:t>FastAPI</w:t>
+      </w:r>
+      <w:proofErr w:type="spellEnd"/>
+      <w:r>
+        <w:rPr>
+          <w:rFonts w:ascii="Times New Roman" w:hAnsi="Times New Roman" w:cs="Times New Roman"/>
+        </w:rPr>
+        <w:t xml:space="preserve"> file handling features. Uploaded images are stored in a local uploads directory and served as static files.</w:t>
       </w:r>
     </w:p>
     <w:p>
       <w:pPr>
         <w:pStyle w:val="Heading2"/>
-      </w:pPr>
-      <w:r>
+        <w:rPr>
+          <w:rFonts w:ascii="Times New Roman" w:hAnsi="Times New Roman" w:cs="Times New Roman"/>
+        </w:rPr>
+      </w:pPr>
+      <w:r>
+        <w:rPr>
+          <w:rFonts w:ascii="Times New Roman" w:hAnsi="Times New Roman" w:cs="Times New Roman"/>
+        </w:rPr>
         <w:t>Docker Support</w:t>
       </w:r>
     </w:p>
@@ -7822,7 +8939,21 @@
         <w:rPr>
           <w:rFonts w:ascii="Times New Roman" w:hAnsi="Times New Roman" w:cs="Times New Roman"/>
         </w:rPr>
-        <w:t>The project is containerized using Docker. A multi-stage Dockerfile is used to:</w:t>
+        <w:t xml:space="preserve">The project is containerized using Docker. A multi-stage </w:t>
+      </w:r>
+      <w:proofErr w:type="spellStart"/>
+      <w:r>
+        <w:rPr>
+          <w:rFonts w:ascii="Times New Roman" w:hAnsi="Times New Roman" w:cs="Times New Roman"/>
+        </w:rPr>
+        <w:t>Dockerfile</w:t>
+      </w:r>
+      <w:proofErr w:type="spellEnd"/>
+      <w:r>
+        <w:rPr>
+          <w:rFonts w:ascii="Times New Roman" w:hAnsi="Times New Roman" w:cs="Times New Roman"/>
+        </w:rPr>
+        <w:t xml:space="preserve"> is used to:</w:t>
       </w:r>
     </w:p>
     <w:p>
@@ -7888,8 +9019,14 @@
     <w:p>
       <w:pPr>
         <w:pStyle w:val="Heading2"/>
-      </w:pPr>
-      <w:r>
+        <w:rPr>
+          <w:rFonts w:ascii="Times New Roman" w:hAnsi="Times New Roman" w:cs="Times New Roman"/>
+        </w:rPr>
+      </w:pPr>
+      <w:r>
+        <w:rPr>
+          <w:rFonts w:ascii="Times New Roman" w:hAnsi="Times New Roman" w:cs="Times New Roman"/>
+        </w:rPr>
         <w:t>Deployment</w:t>
       </w:r>
     </w:p>
@@ -7992,8 +9129,14 @@
     <w:p>
       <w:pPr>
         <w:pStyle w:val="Heading2"/>
-      </w:pPr>
-      <w:r>
+        <w:rPr>
+          <w:rFonts w:ascii="Times New Roman" w:hAnsi="Times New Roman" w:cs="Times New Roman"/>
+        </w:rPr>
+      </w:pPr>
+      <w:r>
+        <w:rPr>
+          <w:rFonts w:ascii="Times New Roman" w:hAnsi="Times New Roman" w:cs="Times New Roman"/>
+        </w:rPr>
         <w:t>Conclusion</w:t>
       </w:r>
     </w:p>
@@ -8010,7 +9153,21 @@
         <w:rPr>
           <w:rFonts w:ascii="Times New Roman" w:hAnsi="Times New Roman" w:cs="Times New Roman"/>
         </w:rPr>
-        <w:t>The Travel Journal Application demonstrates the implementation of a modern full-stack architecture using React, FastAPI, MongoDB, and Docker. The project provides practical experience in frontend </w:t>
+        <w:t xml:space="preserve">The Travel Journal Application demonstrates the implementation of a modern full-stack architecture using React, </w:t>
+      </w:r>
+      <w:proofErr w:type="spellStart"/>
+      <w:r>
+        <w:rPr>
+          <w:rFonts w:ascii="Times New Roman" w:hAnsi="Times New Roman" w:cs="Times New Roman"/>
+        </w:rPr>
+        <w:t>FastAPI</w:t>
+      </w:r>
+      <w:proofErr w:type="spellEnd"/>
+      <w:r>
+        <w:rPr>
+          <w:rFonts w:ascii="Times New Roman" w:hAnsi="Times New Roman" w:cs="Times New Roman"/>
+        </w:rPr>
+        <w:t>, MongoDB, and Docker. The project provides practical experience in frontend </w:t>
       </w:r>
     </w:p>
     <w:p>
@@ -12275,6 +13432,7 @@
   <w:style w:type="character" w:default="1" w:styleId="DefaultParagraphFont">
     <w:name w:val="Default Paragraph Font"/>
     <w:uiPriority w:val="1"/>
+    <w:semiHidden/>
     <w:unhideWhenUsed/>
   </w:style>
   <w:style w:type="table" w:default="1" w:styleId="TableNormal">
